--- a/briefs/2027-military-service-credit-cost-window/README.docx
+++ b/briefs/2027-military-service-credit-cost-window/README.docx
@@ -1196,29 +1196,117 @@
             </w:hyperlink>
             <w:r>
               <w:rPr>
-                <w:b/>
                 <w:sz w:val="17"/>
               </w:rPr>
-              <w:t>.</w:t>
+              <w:t xml:space="preserve"> and the second, parallel review at </w:t>
             </w:r>
+            <w:hyperlink r:id="rId22">
+              <w:r>
+                <w:rPr>
+                  <w:rFonts w:ascii="Calibri" w:hAnsi="Calibri"/>
+                  <w:color w:val="1A4F8A"/>
+                  <w:u w:val="single"/>
+                  <w:sz w:val="17"/>
+                </w:rPr>
+                <w:t xml:space="preserve">05-Red-Team-and-Counsel-Review.md</w:t>
+              </w:r>
+            </w:hyperlink>
             <w:r>
               <w:rPr>
                 <w:sz w:val="17"/>
               </w:rPr>
-              <w:t xml:space="preserve"> 18 findings: 2 fatal, 8 serious, 6 moderate, 2 minor. </w:t>
+              <w:t xml:space="preserve">. 18 findings: 2 fatal, 8 serious, 6 moderate, 2 minor. </w:t>
             </w:r>
             <w:r>
               <w:rPr>
                 <w:b/>
                 <w:sz w:val="17"/>
               </w:rPr>
-              <w:t>Do not file, and put the one-pager PDF back on hold, until F-1 and F-2 are resolved.</w:t>
+              <w:t>Do not file until F-1 and F-2 are resolved.</w:t>
             </w:r>
             <w:r>
               <w:rPr>
                 <w:sz w:val="17"/>
               </w:rPr>
-              <w:t xml:space="preserve"> F-1: the 100%-recovery guardrail that drives the fiscal note to zero cannot be built from the authority Annex A § 2.2 grants — a uniform class rate capped at each member's own AEC recovers 25%–73% of the excess, not 100%. F-2: "General fund cost: $0" is contradicted by the package's own who-bears table ($20M–$40M on state agencies, GF + NGF)</w:t>
+              <w:t xml:space="preserve"> </w:t>
+            </w:r>
+            <w:r>
+              <w:rPr>
+                <w:b/>
+                <w:sz w:val="17"/>
+              </w:rPr>
+              <w:t>F-1 — resolved in the fiscal annexes 10/25/2026:</w:t>
+            </w:r>
+            <w:r>
+              <w:rPr>
+                <w:sz w:val="17"/>
+              </w:rPr>
+              <w:t xml:space="preserve"> the 100%-recovery guardrail that drives the fiscal note to zero cannot be built from the authority Annex A § 2.2 grants. Verified over 60 priceable classes; a </w:t>
+            </w:r>
+            <w:r>
+              <w:rPr>
+                <w:i/>
+                <w:sz w:val="17"/>
+              </w:rPr>
+              <w:t>lawful uniform</w:t>
+            </w:r>
+            <w:r>
+              <w:rPr>
+                <w:sz w:val="17"/>
+              </w:rPr>
+              <w:t xml:space="preserve"> class rate recovers 0%–96% by classification, </w:t>
+            </w:r>
+            <w:r>
+              <w:rPr>
+                <w:b/>
+                <w:sz w:val="17"/>
+              </w:rPr>
+              <w:t>59%–66% at the class mean</w:t>
+            </w:r>
+            <w:r>
+              <w:rPr>
+                <w:sz w:val="17"/>
+              </w:rPr>
+              <w:t xml:space="preserve">, and only ~23% in the long-service Plan 1 cohort the bill leads with. </w:t>
+            </w:r>
+            <w:r>
+              <w:rPr>
+                <w:b/>
+                <w:sz w:val="17"/>
+              </w:rPr>
+              <w:t>The residual is $20M–$48M at 20% take-up, not $0.</w:t>
+            </w:r>
+            <w:r>
+              <w:rPr>
+                <w:sz w:val="17"/>
+              </w:rPr>
+              <w:t xml:space="preserve"> The guardrail is a mitigation, not a neutrality device. See Annex 2 Closure § 4.8.1 and Annex B v2.1 A-28. </w:t>
+            </w:r>
+            <w:r>
+              <w:rPr>
+                <w:b/>
+                <w:sz w:val="17"/>
+              </w:rPr>
+              <w:t>What stays open on F-1 is the drafting choice it forces</w:t>
+            </w:r>
+            <w:r>
+              <w:rPr>
+                <w:sz w:val="17"/>
+              </w:rPr>
+              <w:t xml:space="preserve"> — Annex A Q3a and Q12 both need reframing. </w:t>
+            </w:r>
+            <w:r>
+              <w:rPr>
+                <w:b/>
+                <w:sz w:val="17"/>
+              </w:rPr>
+              <w:t>F-2 — NOT yet resolved:</w:t>
+            </w:r>
+            <w:r>
+              <w:rPr>
+                <w:sz w:val="17"/>
+              </w:rPr>
+              <w:t xml:space="preserve"> "General fund cost: $0" is contradicted by the package's own who-bears table ($20M–$40M on state agencies, GF + NGF; $13M–$33M on school divisions through the SOQ) and is still on the printed leave-behind. The one-pager is back on hold until it is fixed</w:t>
             </w:r>
           </w:p>
         </w:tc>
@@ -1433,13 +1521,108 @@
                 <w:b/>
                 <w:sz w:val="17"/>
               </w:rPr>
-              <w:t>Complete 10/25/2026.</w:t>
+              <w:t>Applied 10/25/2026, then put back on HOLD the same day.</w:t>
             </w:r>
             <w:r>
               <w:rPr>
                 <w:sz w:val="17"/>
               </w:rPr>
-              <w:t xml:space="preserve"> Board accepted Option C (lead with $0 general fund, state the range in our own words, name take-up as the swing factor, close with HB 1867). PDF regenerated; HOLD lifted</w:t>
+              <w:t xml:space="preserve"> The board accepted Option C of the MOO-293 framing decision (lead with $0 general fund, state the range in our own words, name take-up as the swing factor, close with HB 1867) and the PDF was regenerated on it. </w:t>
+            </w:r>
+            <w:r>
+              <w:rPr>
+                <w:b/>
+                <w:sz w:val="17"/>
+              </w:rPr>
+              <w:t>The hold was then re-imposed on the lead attorney's sign-off</w:t>
+            </w:r>
+            <w:r>
+              <w:rPr>
+                <w:sz w:val="17"/>
+              </w:rPr>
+              <w:t xml:space="preserve">, because Option C settled the framing but the board was not asked about the red team verdict, which had not yet been recorded. Two defects remain in the body copy: </w:t>
+            </w:r>
+            <w:r>
+              <w:rPr>
+                <w:b/>
+                <w:sz w:val="17"/>
+              </w:rPr>
+              <w:t>F-2</w:t>
+            </w:r>
+            <w:r>
+              <w:rPr>
+                <w:sz w:val="17"/>
+              </w:rPr>
+              <w:t xml:space="preserve"> (the "$0 general fund" overclaim, rated fatal) and the range itself — </w:t>
+            </w:r>
+            <w:r>
+              <w:rPr>
+                <w:b/>
+                <w:sz w:val="17"/>
+              </w:rPr>
+              <w:t>"$13M–$182M" mixes the superseded 5% floor with the current 30% ceiling; the range to publish is $26M–$182M</w:t>
+            </w:r>
+            <w:r>
+              <w:rPr>
+                <w:sz w:val="17"/>
+              </w:rPr>
+              <w:t xml:space="preserve"> (Annex B v2.1, A-22). </w:t>
+            </w:r>
+            <w:r>
+              <w:rPr>
+                <w:rFonts w:ascii="Consolas" w:hAnsi="Consolas"/>
+                <w:color w:val="303030"/>
+                <w:sz w:val="18"/>
+              </w:rPr>
+              <w:t>00-ONE-PAGE-BRIEF.md</w:t>
+            </w:r>
+            <w:r>
+              <w:rPr>
+                <w:sz w:val="17"/>
+              </w:rPr>
+              <w:t xml:space="preserve">, </w:t>
+            </w:r>
+            <w:r>
+              <w:rPr>
+                <w:rFonts w:ascii="Consolas" w:hAnsi="Consolas"/>
+                <w:color w:val="303030"/>
+                <w:sz w:val="18"/>
+              </w:rPr>
+              <w:t>.html</w:t>
+            </w:r>
+            <w:r>
+              <w:rPr>
+                <w:sz w:val="17"/>
+              </w:rPr>
+              <w:t xml:space="preserve">, </w:t>
+            </w:r>
+            <w:r>
+              <w:rPr>
+                <w:rFonts w:ascii="Consolas" w:hAnsi="Consolas"/>
+                <w:color w:val="303030"/>
+                <w:sz w:val="18"/>
+              </w:rPr>
+              <w:t>.pdf</w:t>
+            </w:r>
+            <w:r>
+              <w:rPr>
+                <w:sz w:val="17"/>
+              </w:rPr>
+              <w:t xml:space="preserve"> and </w:t>
+            </w:r>
+            <w:r>
+              <w:rPr>
+                <w:rFonts w:ascii="Consolas" w:hAnsi="Consolas"/>
+                <w:color w:val="303030"/>
+                <w:sz w:val="18"/>
+              </w:rPr>
+              <w:t>.docx</w:t>
+            </w:r>
+            <w:r>
+              <w:rPr>
+                <w:sz w:val="17"/>
+              </w:rPr>
+              <w:t xml:space="preserve"> all carry both and are all on hold. Fixing them is a drafting job against a fixed one-page budget</w:t>
             </w:r>
           </w:p>
         </w:tc>
@@ -1728,7 +1911,7 @@
           <w:color w:val="444444"/>
           <w:sz w:val="20"/>
         </w:rPr>
-        <w:t>on the order of $13M–$182M</w:t>
+        <w:t>on the order of $26M–$182M</w:t>
       </w:r>
       <w:r>
         <w:rPr>
@@ -1736,7 +1919,7 @@
           <w:color w:val="444444"/>
           <w:sz w:val="20"/>
         </w:rPr>
-        <w:t xml:space="preserve"> depending on pool and take-up. The general fund ask remains, correctly, </w:t>
+        <w:t xml:space="preserve"> depending on pool and take-up, before the Board's graded rate schedule; </w:t>
       </w:r>
       <w:r>
         <w:rPr>
@@ -1745,7 +1928,7 @@
           <w:color w:val="444444"/>
           <w:sz w:val="20"/>
         </w:rPr>
-        <w:t>$0</w:t>
+        <w:t>the residual after a lawful schedule is $20M–$48M at 20% take-up</w:t>
       </w:r>
       <w:r>
         <w:rPr>
@@ -1753,7 +1936,30 @@
           <w:color w:val="444444"/>
           <w:sz w:val="20"/>
         </w:rPr>
-        <w:t xml:space="preserve">. See Annex 2 Closure, FM-4 § 4.4, and the HB 1867 cross-check at § 4.6. </w:t>
+        <w:t xml:space="preserve"> (Annex 2 Closure § 4.8.1). See Annex 2 Closure, FM-4 § 4.4, and the HB 1867 cross-check at § 4.6.</w:t>
+      </w:r>
+    </w:p>
+    <w:p>
+      <w:pPr>
+        <w:spacing w:before="120" w:after="120"/>
+        <w:ind w:left="480"/>
+      </w:pPr>
+      <w:r>
+        <w:rPr>
+          <w:b/>
+          <w:i/>
+          <w:color w:val="444444"/>
+          <w:sz w:val="20"/>
+        </w:rPr>
+        <w:t>Two figures are now retracted, not one. Do not quote the $2 million figure, and do not quote "$13M–$182M" either.</w:t>
+      </w:r>
+      <w:r>
+        <w:rPr>
+          <w:i/>
+          <w:color w:val="444444"/>
+          <w:sz w:val="20"/>
+        </w:rPr>
+        <w:t xml:space="preserve"> That range took its floor from the 5% take-up row, which belongs to the superseded v1.1 band, and its ceiling from the 30% row of the current scenario set — one range built from two assumption sets (Annex B v2.1, A-22, per red team S-5). On the current scenario set (Low 10% / Moderate 20% / High 30%) the range to publish is </w:t>
       </w:r>
       <w:r>
         <w:rPr>
@@ -1762,7 +1968,7 @@
           <w:color w:val="444444"/>
           <w:sz w:val="20"/>
         </w:rPr>
-        <w:t>Do not quote the $2 million figure.</w:t>
+        <w:t>$26M–$182M</w:t>
       </w:r>
       <w:r>
         <w:rPr>
@@ -1770,7 +1976,30 @@
           <w:color w:val="444444"/>
           <w:sz w:val="20"/>
         </w:rPr>
-        <w:t xml:space="preserve"> Every current file now carries the corrected figure or no figure at all: the one-pager (00) and the full brief (01) state it; </w:t>
+        <w:t>.</w:t>
+      </w:r>
+    </w:p>
+    <w:p>
+      <w:pPr>
+        <w:spacing w:before="120" w:after="120"/>
+        <w:ind w:left="480"/>
+      </w:pPr>
+      <w:r>
+        <w:rPr>
+          <w:b/>
+          <w:i/>
+          <w:color w:val="444444"/>
+          <w:sz w:val="20"/>
+        </w:rPr>
+        <w:t>The general fund ask remains, correctly, $0 — but say it the narrow way.</w:t>
+      </w:r>
+      <w:r>
+        <w:rPr>
+          <w:i/>
+          <w:color w:val="444444"/>
+          <w:sz w:val="20"/>
+        </w:rPr>
+        <w:t xml:space="preserve"> "This bill requests no appropriation" is true and defensible. </w:t>
       </w:r>
       <w:r>
         <w:rPr>
@@ -1779,7 +2008,7 @@
           <w:color w:val="444444"/>
           <w:sz w:val="20"/>
         </w:rPr>
-        <w:t>Annex B v2.0 states no total-cost figure by design</w:t>
+        <w:t>"General fund cost: $0" is not</w:t>
       </w:r>
       <w:r>
         <w:rPr>
@@ -1787,7 +2016,47 @@
           <w:color w:val="444444"/>
           <w:sz w:val="20"/>
         </w:rPr>
-        <w:t xml:space="preserve"> and records at its § 7.4 exactly why the old one was wrong, so the retraction can be defended rather than merely asserted.</w:t>
+        <w:t>, and is rated fatal at red team F-2: the state-agency and Standards-of-Quality shares of the employer contribution rates do reach the general fund in later biennia. See Annex B § 1 and F-61.</w:t>
+      </w:r>
+    </w:p>
+    <w:p>
+      <w:pPr>
+        <w:spacing w:before="120" w:after="120"/>
+        <w:ind w:left="480"/>
+      </w:pPr>
+      <w:r>
+        <w:rPr>
+          <w:b/>
+          <w:i/>
+          <w:color w:val="444444"/>
+          <w:sz w:val="20"/>
+        </w:rPr>
+        <w:t>Annex B v2.1 states no total-cost figure by design</w:t>
+      </w:r>
+      <w:r>
+        <w:rPr>
+          <w:i/>
+          <w:color w:val="444444"/>
+          <w:sz w:val="20"/>
+        </w:rPr>
+        <w:t xml:space="preserve"> and records at its § 7.4 why the old one was wrong, so the retraction can be defended rather than merely asserted. </w:t>
+      </w:r>
+      <w:r>
+        <w:rPr>
+          <w:b/>
+          <w:i/>
+          <w:color w:val="444444"/>
+          <w:sz w:val="20"/>
+        </w:rPr>
+        <w:t>Not yet carrying the corrected figure: the one-pager (00), which is on hold for exactly this reason.</w:t>
+      </w:r>
+      <w:r>
+        <w:rPr>
+          <w:i/>
+          <w:color w:val="444444"/>
+          <w:sz w:val="20"/>
+        </w:rPr>
+        <w:t xml:space="preserve"> The full brief (01) states the range and needs the $13M–$182M → $26M–$182M correction applied with the F-1 residual.</w:t>
       </w:r>
     </w:p>
     <w:p>
@@ -1901,7 +2170,30 @@
           <w:color w:val="444444"/>
           <w:sz w:val="20"/>
         </w:rPr>
-        <w:t xml:space="preserve"> $0 general fund leads as the headline claim; the $13M–$182M range is stated in our own words with take-up named as the swing factor and the data request attached; the HB 1867 cross-check closes rather than opens. The PDF has been regenerated on that basis and the hold is lifted.</w:t>
+        <w:t xml:space="preserve"> The general fund ask leads as the headline claim; the range is stated in our own words with take-up named as the swing factor and the data request attached; the HB 1867 cross-check closes rather than opens.</w:t>
+      </w:r>
+    </w:p>
+    <w:p>
+      <w:pPr>
+        <w:spacing w:before="120" w:after="120"/>
+        <w:ind w:left="480"/>
+      </w:pPr>
+      <w:r>
+        <w:rPr>
+          <w:b/>
+          <w:i/>
+          <w:color w:val="444444"/>
+          <w:sz w:val="20"/>
+        </w:rPr>
+        <w:t>Option C stands as a framing decision and is not reopened here.</w:t>
+      </w:r>
+      <w:r>
+        <w:rPr>
+          <w:i/>
+          <w:color w:val="444444"/>
+          <w:sz w:val="20"/>
+        </w:rPr>
+        <w:t xml:space="preserve"> But it was decided before the red team verdict was recorded, and two of the numbers it was expressed in have since changed: the headline must read "requests no appropriation" rather than "general fund cost: $0" (F-2), and the range is $26M–$182M rather than $13M–$182M (A-22). The one-pager has been put back on hold on the lead attorney's sign-off until the Option C framing is restated in those terms.</w:t>
       </w:r>
     </w:p>
     <w:p>

--- a/briefs/2027-military-service-credit-cost-window/README.docx
+++ b/briefs/2027-military-service-credit-cost-window/README.docx
@@ -900,6 +900,306 @@
       </w:pPr>
       <w:r>
         <w:t>Status</w:t>
+      </w:r>
+    </w:p>
+    <w:p>
+      <w:pPr>
+        <w:spacing w:before="120" w:after="120"/>
+        <w:ind w:left="480"/>
+      </w:pPr>
+      <w:r>
+        <w:rPr>
+          <w:b/>
+          <w:i/>
+          <w:color w:val="444444"/>
+          <w:sz w:val="20"/>
+        </w:rPr>
+        <w:t>Read this before quoting any figure out of the table below. Lead attorney, October 25, 2026, 12:40.</w:t>
+      </w:r>
+    </w:p>
+    <w:p>
+      <w:pPr>
+        <w:spacing w:before="120" w:after="120"/>
+        <w:ind w:left="480"/>
+      </w:pPr>
+      <w:r>
+        <w:rPr>
+          <w:i/>
+          <w:color w:val="444444"/>
+          <w:sz w:val="20"/>
+        </w:rPr>
+        <w:t xml:space="preserve">The package is mid-reconciliation after the red team verdict, and the cost band has moved three times in one day. </w:t>
+      </w:r>
+      <w:r>
+        <w:rPr>
+          <w:b/>
+          <w:i/>
+          <w:color w:val="444444"/>
+          <w:sz w:val="20"/>
+        </w:rPr>
+        <w:t xml:space="preserve">The current authority is the banner at the top of </w:t>
+      </w:r>
+      <w:hyperlink r:id="rId11">
+        <w:r>
+          <w:rPr>
+            <w:rFonts w:ascii="Calibri" w:hAnsi="Calibri"/>
+            <w:color w:val="1A4F8A"/>
+            <w:u w:val="single"/>
+            <w:sz w:val="20"/>
+            <w:b/>
+          </w:rPr>
+          <w:t xml:space="preserve">00-ONE-PAGE-BRIEF.md</w:t>
+        </w:r>
+      </w:hyperlink>
+      <w:r>
+        <w:rPr>
+          <w:b/>
+          <w:i/>
+          <w:color w:val="444444"/>
+          <w:sz w:val="20"/>
+        </w:rPr>
+        <w:t>, v1.3</w:t>
+      </w:r>
+      <w:r>
+        <w:rPr>
+          <w:i/>
+          <w:color w:val="444444"/>
+          <w:sz w:val="20"/>
+        </w:rPr>
+        <w:t xml:space="preserve">, which states the corrected model run: </w:t>
+      </w:r>
+      <w:r>
+        <w:rPr>
+          <w:b/>
+          <w:i/>
+          <w:color w:val="444444"/>
+          <w:sz w:val="20"/>
+        </w:rPr>
+        <w:t>$28M–$166M</w:t>
+      </w:r>
+      <w:r>
+        <w:rPr>
+          <w:i/>
+          <w:color w:val="444444"/>
+          <w:sz w:val="20"/>
+        </w:rPr>
+        <w:t xml:space="preserve"> one-time present value, after the red team S-3 pool-pairing fix and with the floor taken from the current 10%–30% scenario set. That band </w:t>
+      </w:r>
+      <w:r>
+        <w:rPr>
+          <w:b/>
+          <w:i/>
+          <w:color w:val="444444"/>
+          <w:sz w:val="20"/>
+        </w:rPr>
+        <w:t xml:space="preserve">supersedes both </w:t>
+      </w:r>
+      <w:r>
+        <w:rPr>
+          <w:rFonts w:ascii="Consolas" w:hAnsi="Consolas"/>
+          <w:b/>
+          <w:i/>
+          <w:color w:val="303030"/>
+          <w:sz w:val="18"/>
+        </w:rPr>
+        <w:t>$13M–$182M</w:t>
+      </w:r>
+      <w:r>
+        <w:rPr>
+          <w:b/>
+          <w:i/>
+          <w:color w:val="444444"/>
+          <w:sz w:val="20"/>
+        </w:rPr>
+        <w:t xml:space="preserve"> and the </w:t>
+      </w:r>
+      <w:r>
+        <w:rPr>
+          <w:rFonts w:ascii="Consolas" w:hAnsi="Consolas"/>
+          <w:b/>
+          <w:i/>
+          <w:color w:val="303030"/>
+          <w:sz w:val="18"/>
+        </w:rPr>
+        <w:t>$26M–$182M</w:t>
+      </w:r>
+      <w:r>
+        <w:rPr>
+          <w:b/>
+          <w:i/>
+          <w:color w:val="444444"/>
+          <w:sz w:val="20"/>
+        </w:rPr>
+        <w:t xml:space="preserve"> interim figure</w:t>
+      </w:r>
+      <w:r>
+        <w:rPr>
+          <w:i/>
+          <w:color w:val="444444"/>
+          <w:sz w:val="20"/>
+        </w:rPr>
+        <w:t>, and both of those appear in rows below that have not yet been rewritten.</w:t>
+      </w:r>
+    </w:p>
+    <w:p>
+      <w:pPr>
+        <w:spacing w:before="120" w:after="120"/>
+        <w:ind w:left="480"/>
+      </w:pPr>
+      <w:r>
+        <w:rPr>
+          <w:b/>
+          <w:i/>
+          <w:color w:val="444444"/>
+          <w:sz w:val="20"/>
+        </w:rPr>
+        <w:t>Four retracted figures. Do not quote any of them:</w:t>
+      </w:r>
+      <w:r>
+        <w:rPr>
+          <w:i/>
+          <w:color w:val="444444"/>
+          <w:sz w:val="20"/>
+        </w:rPr>
+        <w:t xml:space="preserve"> "under $2 million one-time", "under $100,000 a year", </w:t>
+      </w:r>
+      <w:r>
+        <w:rPr>
+          <w:b/>
+          <w:i/>
+          <w:color w:val="444444"/>
+          <w:sz w:val="20"/>
+        </w:rPr>
+        <w:t>"$13M–$182M"</w:t>
+      </w:r>
+      <w:r>
+        <w:rPr>
+          <w:i/>
+          <w:color w:val="444444"/>
+          <w:sz w:val="20"/>
+        </w:rPr>
+        <w:t xml:space="preserve">, </w:t>
+      </w:r>
+      <w:r>
+        <w:rPr>
+          <w:b/>
+          <w:i/>
+          <w:color w:val="444444"/>
+          <w:sz w:val="20"/>
+        </w:rPr>
+        <w:t>"$26M–$182M"</w:t>
+      </w:r>
+      <w:r>
+        <w:rPr>
+          <w:i/>
+          <w:color w:val="444444"/>
+          <w:sz w:val="20"/>
+        </w:rPr>
+        <w:t xml:space="preserve">. Also retracted as a </w:t>
+      </w:r>
+      <w:r>
+        <w:rPr>
+          <w:i/>
+          <w:color w:val="444444"/>
+          <w:sz w:val="20"/>
+        </w:rPr>
+        <w:t>claim</w:t>
+      </w:r>
+      <w:r>
+        <w:rPr>
+          <w:i/>
+          <w:color w:val="444444"/>
+          <w:sz w:val="20"/>
+        </w:rPr>
+        <w:t xml:space="preserve">: </w:t>
+      </w:r>
+      <w:r>
+        <w:rPr>
+          <w:b/>
+          <w:i/>
+          <w:color w:val="444444"/>
+          <w:sz w:val="20"/>
+        </w:rPr>
+        <w:t>"General fund cost: $0"</w:t>
+      </w:r>
+      <w:r>
+        <w:rPr>
+          <w:i/>
+          <w:color w:val="444444"/>
+          <w:sz w:val="20"/>
+        </w:rPr>
+        <w:t xml:space="preserve"> — the defensible form is "this bill requests no appropriation" (red team F-2, now fixed in 00 v1.3).</w:t>
+      </w:r>
+    </w:p>
+    <w:p>
+      <w:pPr>
+        <w:spacing w:before="120" w:after="120"/>
+        <w:ind w:left="480"/>
+      </w:pPr>
+      <w:r>
+        <w:rPr>
+          <w:b/>
+          <w:i/>
+          <w:color w:val="444444"/>
+          <w:sz w:val="20"/>
+        </w:rPr>
+        <w:t>Files 01, 03 and 04 are being reconciled to the $28M–$166M band separately</w:t>
+      </w:r>
+      <w:r>
+        <w:rPr>
+          <w:i/>
+          <w:color w:val="444444"/>
+          <w:sz w:val="20"/>
+        </w:rPr>
+        <w:t xml:space="preserve"> and still carry superseded figures until that lands. Of the fatal findings, </w:t>
+      </w:r>
+      <w:r>
+        <w:rPr>
+          <w:b/>
+          <w:i/>
+          <w:color w:val="444444"/>
+          <w:sz w:val="20"/>
+        </w:rPr>
+        <w:t>F-2 is fixed</w:t>
+      </w:r>
+      <w:r>
+        <w:rPr>
+          <w:i/>
+          <w:color w:val="444444"/>
+          <w:sz w:val="20"/>
+        </w:rPr>
+        <w:t xml:space="preserve"> in 00 v1.3; </w:t>
+      </w:r>
+      <w:r>
+        <w:rPr>
+          <w:b/>
+          <w:i/>
+          <w:color w:val="444444"/>
+          <w:sz w:val="20"/>
+        </w:rPr>
+        <w:t>F-1 is resolved in substance</w:t>
+      </w:r>
+      <w:r>
+        <w:rPr>
+          <w:i/>
+          <w:color w:val="444444"/>
+          <w:sz w:val="20"/>
+        </w:rPr>
+        <w:t xml:space="preserve"> — the guardrail is a mitigation worth roughly 59%–66% of the above-ANC excess, not a neutrality device — but the drafting choice it forces is open at Annex A Q3a and Q12.</w:t>
+      </w:r>
+    </w:p>
+    <w:p>
+      <w:pPr>
+        <w:spacing w:before="120" w:after="120"/>
+        <w:ind w:left="480"/>
+      </w:pPr>
+      <w:r>
+        <w:rPr>
+          <w:i/>
+          <w:color w:val="444444"/>
+          <w:sz w:val="20"/>
+        </w:rPr>
+        <w:t>Everything in the table below pre-dates this banner where the two disagree.</w:t>
       </w:r>
     </w:p>
     <w:tbl>

--- a/briefs/2027-military-service-credit-cost-window/README.docx
+++ b/briefs/2027-military-service-credit-cost-window/README.docx
@@ -680,6 +680,111 @@
                   <w:u w:val="single"/>
                   <w:sz w:val="17"/>
                 </w:rPr>
+                <w:t xml:space="preserve">07-Annex-D-JLC-Sponsor-and-December-Submission.md</w:t>
+              </w:r>
+            </w:hyperlink>
+          </w:p>
+        </w:tc>
+        <w:tc>
+          <w:tcPr>
+            <w:tcW w:type="dxa" w:w="2880"/>
+          </w:tcPr>
+          <w:p>
+            <w:pPr>
+              <w:spacing w:before="20" w:after="20"/>
+              <w:jc w:val="left"/>
+            </w:pPr>
+            <w:r>
+              <w:rPr>
+                <w:b/>
+                <w:sz w:val="17"/>
+              </w:rPr>
+              <w:t>Policy Director, the board, JLCVSO</w:t>
+            </w:r>
+          </w:p>
+        </w:tc>
+        <w:tc>
+          <w:tcPr>
+            <w:tcW w:type="dxa" w:w="2880"/>
+          </w:tcPr>
+          <w:p>
+            <w:pPr>
+              <w:spacing w:before="20" w:after="20"/>
+              <w:jc w:val="left"/>
+            </w:pPr>
+            <w:r>
+              <w:rPr>
+                <w:b/>
+                <w:sz w:val="17"/>
+              </w:rPr>
+              <w:t>The JLC submission path — v1.0.</w:t>
+            </w:r>
+            <w:r>
+              <w:rPr>
+                <w:sz w:val="17"/>
+              </w:rPr>
+              <w:t xml:space="preserve"> The 2026-12-17 gate and the calendar to it, what that meeting requires and who owns each piece, a </w:t>
+            </w:r>
+            <w:r>
+              <w:rPr>
+                <w:b/>
+                <w:sz w:val="17"/>
+              </w:rPr>
+              <w:t>ranked list of candidate sponsoring JLC member organisations</w:t>
+            </w:r>
+            <w:r>
+              <w:rPr>
+                <w:sz w:val="17"/>
+              </w:rPr>
+              <w:t xml:space="preserve"> from the public record, the Council-submission position paper in JLC format, the patron-list interaction, and the December-versus-2028 comparison. </w:t>
+            </w:r>
+            <w:r>
+              <w:rPr>
+                <w:b/>
+                <w:sz w:val="17"/>
+              </w:rPr>
+              <w:t>Its § 4 is the finding to read first:</w:t>
+            </w:r>
+            <w:r>
+              <w:rPr>
+                <w:sz w:val="17"/>
+              </w:rPr>
+              <w:t xml:space="preserve"> § 51.1-142.2 B 3 bars the regular 20-year military retiree and the 10 U.S.C. ch. 1223 exception protects only the Reserve and Guard member — so the bill's best-served constituency is the Guard and Reserve, not the career-retiree organisations, which </w:t>
+            </w:r>
+            <w:r>
+              <w:rPr>
+                <w:b/>
+                <w:sz w:val="17"/>
+              </w:rPr>
+              <w:t>reverses Annex C v1.1's witness and sponsor read</w:t>
+            </w:r>
+            <w:r>
+              <w:rPr>
+                <w:sz w:val="17"/>
+              </w:rPr>
+              <w:t>. Desk research on the public record only; no organisation was contacted.</w:t>
+            </w:r>
+          </w:p>
+        </w:tc>
+      </w:tr>
+      <w:tr>
+        <w:tc>
+          <w:tcPr>
+            <w:tcW w:type="dxa" w:w="2880"/>
+          </w:tcPr>
+          <w:p>
+            <w:pPr>
+              <w:spacing w:before="20" w:after="20"/>
+              <w:jc w:val="left"/>
+            </w:pPr>
+            <w:hyperlink r:id="rId19">
+              <w:r>
+                <w:rPr>
+                  <w:rFonts w:ascii="Calibri" w:hAnsi="Calibri"/>
+                  <w:color w:val="1A4F8A"/>
+                  <w:u w:val="single"/>
+                  <w:sz w:val="17"/>
+                </w:rPr>
                 <w:t xml:space="preserve">models/fm_model.py</w:t>
               </w:r>
             </w:hyperlink>
@@ -768,7 +873,7 @@
       <w:r>
         <w:t xml:space="preserve"> twin alongside it, for anyone who needs to edit, comment or track changes in Word — including </w:t>
       </w:r>
-      <w:hyperlink r:id="rId19">
+      <w:hyperlink r:id="rId20">
         <w:r>
           <w:rPr>
             <w:rFonts w:ascii="Calibri" w:hAnsi="Calibri"/>
@@ -880,7 +985,7 @@
       <w:r>
         <w:t xml:space="preserve"> and diffs it against the Markdown, then compares every money, percent and Code-section figure as a multiset, so a changed count cannot hide inside an otherwise-matching diff. See </w:t>
       </w:r>
-      <w:hyperlink r:id="rId20">
+      <w:hyperlink r:id="rId21">
         <w:r>
           <w:rPr>
             <w:rFonts w:ascii="Calibri" w:hAnsi="Calibri"/>
@@ -1482,7 +1587,7 @@
               </w:rPr>
               <w:t xml:space="preserve">Verdict recorded 10/25/2026 — see </w:t>
             </w:r>
-            <w:hyperlink r:id="rId21">
+            <w:hyperlink r:id="rId22">
               <w:r>
                 <w:rPr>
                   <w:rFonts w:ascii="Calibri" w:hAnsi="Calibri"/>
@@ -1500,7 +1605,7 @@
               </w:rPr>
               <w:t xml:space="preserve"> and the second, parallel review at </w:t>
             </w:r>
-            <w:hyperlink r:id="rId22">
+            <w:hyperlink r:id="rId23">
               <w:r>
                 <w:rPr>
                   <w:rFonts w:ascii="Calibri" w:hAnsi="Calibri"/>

--- a/briefs/2027-military-service-credit-cost-window/README.docx
+++ b/briefs/2027-military-service-credit-cost-window/README.docx
@@ -160,13 +160,39 @@
                 <w:b/>
                 <w:sz w:val="17"/>
               </w:rPr>
-              <w:t>HOLD LIFTED 10/25/2026 — cleared to print.</w:t>
+              <w:t>ON HOLD for the Policy Director's clearance — not cleared to print.</w:t>
             </w:r>
             <w:r>
               <w:rPr>
                 <w:sz w:val="17"/>
               </w:rPr>
-              <w:t xml:space="preserve"> Regenerated against brief v1.2: $0 general fund leads, the $13M–$182M present value is stated in our own words, take-up is named as the swing factor, and the HB 1867 comparison closes. One page, letter.</w:t>
+              <w:t xml:space="preserve"> Regenerated 10/25/2026 against </w:t>
+            </w:r>
+            <w:r>
+              <w:rPr>
+                <w:b/>
+                <w:sz w:val="17"/>
+              </w:rPr>
+              <w:t>v1.3</w:t>
+            </w:r>
+            <w:r>
+              <w:rPr>
+                <w:sz w:val="17"/>
+              </w:rPr>
+              <w:t xml:space="preserve">: it requests no appropriation and names the cost-bearers, the </w:t>
+            </w:r>
+            <w:r>
+              <w:rPr>
+                <w:b/>
+                <w:sz w:val="17"/>
+              </w:rPr>
+              <w:t>$28M–$166M</w:t>
+            </w:r>
+            <w:r>
+              <w:rPr>
+                <w:sz w:val="17"/>
+              </w:rPr>
+              <w:t xml:space="preserve"> present value is stated in our own words, take-up is named as the swing factor, and the HB 1867 comparison closes. One page, letter. Both print-blocking copy defects are fixed; what is outstanding is the clearance decision.</w:t>
             </w:r>
           </w:p>
         </w:tc>
@@ -224,20 +250,20 @@
               <w:rPr>
                 <w:sz w:val="17"/>
               </w:rPr>
-              <w:t xml:space="preserve">Markdown source of the one-pager. </w:t>
+              <w:t xml:space="preserve">Markdown source of the one-pager, </w:t>
             </w:r>
             <w:r>
               <w:rPr>
                 <w:b/>
                 <w:sz w:val="17"/>
               </w:rPr>
-              <w:t>Cost block revised 10/25/2026</w:t>
+              <w:t>v1.3</w:t>
             </w:r>
             <w:r>
               <w:rPr>
                 <w:sz w:val="17"/>
               </w:rPr>
-              <w:t xml:space="preserve"> (Option C, board-accepted) along with the five mechanical fixes that rode the same reprint.</w:t>
+              <w:t>. Restructured to the JLC Initiative format, cost block rebuilt on the corrected model run, and the retracted figures listed by name in its own header banner — which is the package's authority for the current band.</w:t>
             </w:r>
           </w:p>
         </w:tc>
@@ -1007,306 +1033,6 @@
         <w:t>Status</w:t>
       </w:r>
     </w:p>
-    <w:p>
-      <w:pPr>
-        <w:spacing w:before="120" w:after="120"/>
-        <w:ind w:left="480"/>
-      </w:pPr>
-      <w:r>
-        <w:rPr>
-          <w:b/>
-          <w:i/>
-          <w:color w:val="444444"/>
-          <w:sz w:val="20"/>
-        </w:rPr>
-        <w:t>Read this before quoting any figure out of the table below. Lead attorney, October 25, 2026, 12:40.</w:t>
-      </w:r>
-    </w:p>
-    <w:p>
-      <w:pPr>
-        <w:spacing w:before="120" w:after="120"/>
-        <w:ind w:left="480"/>
-      </w:pPr>
-      <w:r>
-        <w:rPr>
-          <w:i/>
-          <w:color w:val="444444"/>
-          <w:sz w:val="20"/>
-        </w:rPr>
-        <w:t xml:space="preserve">The package is mid-reconciliation after the red team verdict, and the cost band has moved three times in one day. </w:t>
-      </w:r>
-      <w:r>
-        <w:rPr>
-          <w:b/>
-          <w:i/>
-          <w:color w:val="444444"/>
-          <w:sz w:val="20"/>
-        </w:rPr>
-        <w:t xml:space="preserve">The current authority is the banner at the top of </w:t>
-      </w:r>
-      <w:hyperlink r:id="rId11">
-        <w:r>
-          <w:rPr>
-            <w:rFonts w:ascii="Calibri" w:hAnsi="Calibri"/>
-            <w:color w:val="1A4F8A"/>
-            <w:u w:val="single"/>
-            <w:sz w:val="20"/>
-            <w:b/>
-          </w:rPr>
-          <w:t xml:space="preserve">00-ONE-PAGE-BRIEF.md</w:t>
-        </w:r>
-      </w:hyperlink>
-      <w:r>
-        <w:rPr>
-          <w:b/>
-          <w:i/>
-          <w:color w:val="444444"/>
-          <w:sz w:val="20"/>
-        </w:rPr>
-        <w:t>, v1.3</w:t>
-      </w:r>
-      <w:r>
-        <w:rPr>
-          <w:i/>
-          <w:color w:val="444444"/>
-          <w:sz w:val="20"/>
-        </w:rPr>
-        <w:t xml:space="preserve">, which states the corrected model run: </w:t>
-      </w:r>
-      <w:r>
-        <w:rPr>
-          <w:b/>
-          <w:i/>
-          <w:color w:val="444444"/>
-          <w:sz w:val="20"/>
-        </w:rPr>
-        <w:t>$28M–$166M</w:t>
-      </w:r>
-      <w:r>
-        <w:rPr>
-          <w:i/>
-          <w:color w:val="444444"/>
-          <w:sz w:val="20"/>
-        </w:rPr>
-        <w:t xml:space="preserve"> one-time present value, after the red team S-3 pool-pairing fix and with the floor taken from the current 10%–30% scenario set. That band </w:t>
-      </w:r>
-      <w:r>
-        <w:rPr>
-          <w:b/>
-          <w:i/>
-          <w:color w:val="444444"/>
-          <w:sz w:val="20"/>
-        </w:rPr>
-        <w:t xml:space="preserve">supersedes both </w:t>
-      </w:r>
-      <w:r>
-        <w:rPr>
-          <w:rFonts w:ascii="Consolas" w:hAnsi="Consolas"/>
-          <w:b/>
-          <w:i/>
-          <w:color w:val="303030"/>
-          <w:sz w:val="18"/>
-        </w:rPr>
-        <w:t>$13M–$182M</w:t>
-      </w:r>
-      <w:r>
-        <w:rPr>
-          <w:b/>
-          <w:i/>
-          <w:color w:val="444444"/>
-          <w:sz w:val="20"/>
-        </w:rPr>
-        <w:t xml:space="preserve"> and the </w:t>
-      </w:r>
-      <w:r>
-        <w:rPr>
-          <w:rFonts w:ascii="Consolas" w:hAnsi="Consolas"/>
-          <w:b/>
-          <w:i/>
-          <w:color w:val="303030"/>
-          <w:sz w:val="18"/>
-        </w:rPr>
-        <w:t>$26M–$182M</w:t>
-      </w:r>
-      <w:r>
-        <w:rPr>
-          <w:b/>
-          <w:i/>
-          <w:color w:val="444444"/>
-          <w:sz w:val="20"/>
-        </w:rPr>
-        <w:t xml:space="preserve"> interim figure</w:t>
-      </w:r>
-      <w:r>
-        <w:rPr>
-          <w:i/>
-          <w:color w:val="444444"/>
-          <w:sz w:val="20"/>
-        </w:rPr>
-        <w:t>, and both of those appear in rows below that have not yet been rewritten.</w:t>
-      </w:r>
-    </w:p>
-    <w:p>
-      <w:pPr>
-        <w:spacing w:before="120" w:after="120"/>
-        <w:ind w:left="480"/>
-      </w:pPr>
-      <w:r>
-        <w:rPr>
-          <w:b/>
-          <w:i/>
-          <w:color w:val="444444"/>
-          <w:sz w:val="20"/>
-        </w:rPr>
-        <w:t>Four retracted figures. Do not quote any of them:</w:t>
-      </w:r>
-      <w:r>
-        <w:rPr>
-          <w:i/>
-          <w:color w:val="444444"/>
-          <w:sz w:val="20"/>
-        </w:rPr>
-        <w:t xml:space="preserve"> "under $2 million one-time", "under $100,000 a year", </w:t>
-      </w:r>
-      <w:r>
-        <w:rPr>
-          <w:b/>
-          <w:i/>
-          <w:color w:val="444444"/>
-          <w:sz w:val="20"/>
-        </w:rPr>
-        <w:t>"$13M–$182M"</w:t>
-      </w:r>
-      <w:r>
-        <w:rPr>
-          <w:i/>
-          <w:color w:val="444444"/>
-          <w:sz w:val="20"/>
-        </w:rPr>
-        <w:t xml:space="preserve">, </w:t>
-      </w:r>
-      <w:r>
-        <w:rPr>
-          <w:b/>
-          <w:i/>
-          <w:color w:val="444444"/>
-          <w:sz w:val="20"/>
-        </w:rPr>
-        <w:t>"$26M–$182M"</w:t>
-      </w:r>
-      <w:r>
-        <w:rPr>
-          <w:i/>
-          <w:color w:val="444444"/>
-          <w:sz w:val="20"/>
-        </w:rPr>
-        <w:t xml:space="preserve">. Also retracted as a </w:t>
-      </w:r>
-      <w:r>
-        <w:rPr>
-          <w:i/>
-          <w:color w:val="444444"/>
-          <w:sz w:val="20"/>
-        </w:rPr>
-        <w:t>claim</w:t>
-      </w:r>
-      <w:r>
-        <w:rPr>
-          <w:i/>
-          <w:color w:val="444444"/>
-          <w:sz w:val="20"/>
-        </w:rPr>
-        <w:t xml:space="preserve">: </w:t>
-      </w:r>
-      <w:r>
-        <w:rPr>
-          <w:b/>
-          <w:i/>
-          <w:color w:val="444444"/>
-          <w:sz w:val="20"/>
-        </w:rPr>
-        <w:t>"General fund cost: $0"</w:t>
-      </w:r>
-      <w:r>
-        <w:rPr>
-          <w:i/>
-          <w:color w:val="444444"/>
-          <w:sz w:val="20"/>
-        </w:rPr>
-        <w:t xml:space="preserve"> — the defensible form is "this bill requests no appropriation" (red team F-2, now fixed in 00 v1.3).</w:t>
-      </w:r>
-    </w:p>
-    <w:p>
-      <w:pPr>
-        <w:spacing w:before="120" w:after="120"/>
-        <w:ind w:left="480"/>
-      </w:pPr>
-      <w:r>
-        <w:rPr>
-          <w:b/>
-          <w:i/>
-          <w:color w:val="444444"/>
-          <w:sz w:val="20"/>
-        </w:rPr>
-        <w:t>Files 01, 03 and 04 are being reconciled to the $28M–$166M band separately</w:t>
-      </w:r>
-      <w:r>
-        <w:rPr>
-          <w:i/>
-          <w:color w:val="444444"/>
-          <w:sz w:val="20"/>
-        </w:rPr>
-        <w:t xml:space="preserve"> and still carry superseded figures until that lands. Of the fatal findings, </w:t>
-      </w:r>
-      <w:r>
-        <w:rPr>
-          <w:b/>
-          <w:i/>
-          <w:color w:val="444444"/>
-          <w:sz w:val="20"/>
-        </w:rPr>
-        <w:t>F-2 is fixed</w:t>
-      </w:r>
-      <w:r>
-        <w:rPr>
-          <w:i/>
-          <w:color w:val="444444"/>
-          <w:sz w:val="20"/>
-        </w:rPr>
-        <w:t xml:space="preserve"> in 00 v1.3; </w:t>
-      </w:r>
-      <w:r>
-        <w:rPr>
-          <w:b/>
-          <w:i/>
-          <w:color w:val="444444"/>
-          <w:sz w:val="20"/>
-        </w:rPr>
-        <w:t>F-1 is resolved in substance</w:t>
-      </w:r>
-      <w:r>
-        <w:rPr>
-          <w:i/>
-          <w:color w:val="444444"/>
-          <w:sz w:val="20"/>
-        </w:rPr>
-        <w:t xml:space="preserve"> — the guardrail is a mitigation worth roughly 59%–66% of the above-ANC excess, not a neutrality device — but the drafting choice it forces is open at Annex A Q3a and Q12.</w:t>
-      </w:r>
-    </w:p>
-    <w:p>
-      <w:pPr>
-        <w:spacing w:before="120" w:after="120"/>
-        <w:ind w:left="480"/>
-      </w:pPr>
-      <w:r>
-        <w:rPr>
-          <w:i/>
-          <w:color w:val="444444"/>
-          <w:sz w:val="20"/>
-        </w:rPr>
-        <w:t>Everything in the table below pre-dates this banner where the two disagree.</w:t>
-      </w:r>
-    </w:p>
     <w:tbl>
       <w:tblPr>
         <w:tblStyle w:val="TableGrid"/>
@@ -1679,13 +1405,13 @@
                 <w:b/>
                 <w:sz w:val="17"/>
               </w:rPr>
-              <w:t>The residual is $20M–$48M at 20% take-up, not $0.</w:t>
+              <w:t>The residual is $22M–$44M at 20% take-up, not $0.</w:t>
             </w:r>
             <w:r>
               <w:rPr>
                 <w:sz w:val="17"/>
               </w:rPr>
-              <w:t xml:space="preserve"> The guardrail is a mitigation, not a neutrality device. See Annex 2 Closure § 4.8.1 and Annex B v2.1 A-28. </w:t>
+              <w:t xml:space="preserve"> The guardrail is a mitigation, not a neutrality device. See Annex 2 Closure § 4.8.1 and Annex B A-28. </w:t>
             </w:r>
             <w:r>
               <w:rPr>
@@ -1705,13 +1431,39 @@
                 <w:b/>
                 <w:sz w:val="17"/>
               </w:rPr>
-              <w:t>F-2 — NOT yet resolved:</w:t>
+              <w:t>F-2 — resolved in the copy 10/25/2026:</w:t>
             </w:r>
             <w:r>
               <w:rPr>
                 <w:sz w:val="17"/>
               </w:rPr>
-              <w:t xml:space="preserve"> "General fund cost: $0" is contradicted by the package's own who-bears table ($20M–$40M on state agencies, GF + NGF; $13M–$33M on school divisions through the SOQ) and is still on the printed leave-behind. The one-pager is back on hold until it is fixed</w:t>
+              <w:t xml:space="preserve"> the broad "General fund cost: $0" claim, which the package's own who-bears table contradicts ($20M–$37M on state agencies, GF + NGF; $13M–$31M on school divisions through the SOQ), is replaced by "this bill requests no appropriation" in </w:t>
+            </w:r>
+            <w:r>
+              <w:rPr>
+                <w:b/>
+                <w:sz w:val="17"/>
+              </w:rPr>
+              <w:t>00 v1.3</w:t>
+            </w:r>
+            <w:r>
+              <w:rPr>
+                <w:sz w:val="17"/>
+              </w:rPr>
+              <w:t xml:space="preserve"> and in </w:t>
+            </w:r>
+            <w:r>
+              <w:rPr>
+                <w:b/>
+                <w:sz w:val="17"/>
+              </w:rPr>
+              <w:t>01 v1.3</w:t>
+            </w:r>
+            <w:r>
+              <w:rPr>
+                <w:sz w:val="17"/>
+              </w:rPr>
+              <w:t>, and is conceded as indefensible in Annex B § 0 and Annex 2 Closure § 4.6. The one-pager's remaining hold is a clearance decision, not a copy defect — see the row below</w:t>
             </w:r>
           </w:p>
         </w:tc>
@@ -1883,13 +1635,26 @@
                 <w:b/>
                 <w:sz w:val="17"/>
               </w:rPr>
-              <w:t>Complete 10/24/2026 — v1.2.</w:t>
+              <w:t>Complete 10/25/2026 — v1.3.</w:t>
             </w:r>
             <w:r>
               <w:rPr>
                 <w:sz w:val="17"/>
               </w:rPr>
-              <w:t xml:space="preserve"> All ten mechanical corrections from Annex 2 Closure applied, plus items 11–13 (the guardrail dial, three-way exposure split, DPB SOQ request)</w:t>
+              <w:t xml:space="preserve"> v1.2 applied all ten mechanical corrections from Annex 2 Closure plus items 11–13 (the guardrail dial, three-way exposure split, DPB SOQ request). v1.3 reconciles the COST section to </w:t>
+            </w:r>
+            <w:r>
+              <w:rPr>
+                <w:b/>
+                <w:sz w:val="17"/>
+              </w:rPr>
+              <w:t>$28M–$166M</w:t>
+            </w:r>
+            <w:r>
+              <w:rPr>
+                <w:sz w:val="17"/>
+              </w:rPr>
+              <w:t xml:space="preserve"> on one assumption set, narrows the general-fund claim per F-2, adds the amortised rate impact per M-5, and withdraws the guardrail-neutrality sentence per F-1</w:t>
             </w:r>
           </w:p>
         </w:tc>
@@ -1926,52 +1691,39 @@
                 <w:b/>
                 <w:sz w:val="17"/>
               </w:rPr>
-              <w:t>Applied 10/25/2026, then put back on HOLD the same day.</w:t>
+              <w:t>Copy defects fixed 10/25/2026 — v1.3. Still on HOLD, but now only for clearance.</w:t>
             </w:r>
             <w:r>
               <w:rPr>
                 <w:sz w:val="17"/>
               </w:rPr>
-              <w:t xml:space="preserve"> The board accepted Option C of the MOO-293 framing decision (lead with $0 general fund, state the range in our own words, name take-up as the swing factor, close with HB 1867) and the PDF was regenerated on it. </w:t>
+              <w:t xml:space="preserve"> The board accepted Option C of the MOO-293 framing decision (lead the general-fund position, state the range in our own words, name take-up as the swing factor, close with HB 1867), and the hold was then re-imposed on the lead attorney's sign-off because Option C was settled before the red team verdict was recorded. </w:t>
             </w:r>
             <w:r>
               <w:rPr>
                 <w:b/>
                 <w:sz w:val="17"/>
               </w:rPr>
-              <w:t>The hold was then re-imposed on the lead attorney's sign-off</w:t>
+              <w:t>Both print-blocking defects are now repaired in v1.3:</w:t>
             </w:r>
             <w:r>
               <w:rPr>
                 <w:sz w:val="17"/>
               </w:rPr>
-              <w:t xml:space="preserve">, because Option C settled the framing but the board was not asked about the red team verdict, which had not yet been recorded. Two defects remain in the body copy: </w:t>
+              <w:t xml:space="preserve"> the "$0 general fund" overclaim is replaced with "this bill requests no appropriation" and the cost-bearers are named (F-2), and the range is </w:t>
             </w:r>
             <w:r>
               <w:rPr>
                 <w:b/>
                 <w:sz w:val="17"/>
               </w:rPr>
-              <w:t>F-2</w:t>
+              <w:t>$28M–$166M</w:t>
             </w:r>
             <w:r>
               <w:rPr>
                 <w:sz w:val="17"/>
               </w:rPr>
-              <w:t xml:space="preserve"> (the "$0 general fund" overclaim, rated fatal) and the range itself — </w:t>
-            </w:r>
-            <w:r>
-              <w:rPr>
-                <w:b/>
-                <w:sz w:val="17"/>
-              </w:rPr>
-              <w:t>"$13M–$182M" mixes the superseded 5% floor with the current 30% ceiling; the range to publish is $26M–$182M</w:t>
-            </w:r>
-            <w:r>
-              <w:rPr>
-                <w:sz w:val="17"/>
-              </w:rPr>
-              <w:t xml:space="preserve"> (Annex B v2.1, A-22). </w:t>
+              <w:t xml:space="preserve"> on a single assumption set (S-3 and S-5). </w:t>
             </w:r>
             <w:r>
               <w:rPr>
@@ -1979,7 +1731,7 @@
                 <w:color w:val="303030"/>
                 <w:sz w:val="18"/>
               </w:rPr>
-              <w:t>00-ONE-PAGE-BRIEF.md</w:t>
+              <w:t>.md</w:t>
             </w:r>
             <w:r>
               <w:rPr>
@@ -2027,7 +1779,20 @@
               <w:rPr>
                 <w:sz w:val="17"/>
               </w:rPr>
-              <w:t xml:space="preserve"> all carry both and are all on hold. Fixing them is a drafting job against a fixed one-page budget</w:t>
+              <w:t xml:space="preserve"> are all regenerated on v1.3 and are consistent. </w:t>
+            </w:r>
+            <w:r>
+              <w:rPr>
+                <w:b/>
+                <w:sz w:val="17"/>
+              </w:rPr>
+              <w:t>What remains is not a modelling or copy item: clearance to print is the Policy Director's call and has not been given.</w:t>
+            </w:r>
+            <w:r>
+              <w:rPr>
+                <w:sz w:val="17"/>
+              </w:rPr>
+              <w:t xml:space="preserve"> Do not distribute any earlier copy</w:t>
             </w:r>
           </w:p>
         </w:tc>
@@ -2126,7 +1891,7 @@
               <w:rPr>
                 <w:sz w:val="17"/>
               </w:rPr>
-              <w:t xml:space="preserve">, which reframes the $13M–$182M range as the same order of magnitude as VRS's only published figure for a benefit of this shape and "under $2 million" as the outlier; our priced-to-free ratio of 0.704 lands inside the 0.638–0.718 band the AEC/ANC multiples predict; VRS's own statement that it </w:t>
+              <w:t xml:space="preserve">, which reframes the $28M–$166M range as the same order of magnitude as VRS's only published figure for a benefit of this shape and "under $2 million" as the outlier; our priced-to-free ratio of 0.704 lands inside the 0.638–0.718 band the AEC/ANC multiples predict; VRS's own statement that it </w:t>
             </w:r>
             <w:r>
               <w:rPr>
@@ -2215,7 +1980,7 @@
                 <w:b/>
                 <w:sz w:val="17"/>
               </w:rPr>
-              <w:t>Closed 10/25/2026 — Annex B v2.0.</w:t>
+              <w:t>Closed 10/25/2026 — Annex B v2.0, extended at v2.1 and v2.2.</w:t>
             </w:r>
             <w:r>
               <w:rPr>
@@ -2289,25 +2054,25 @@
     </w:p>
     <w:p>
       <w:pPr>
+        <w:pStyle w:val="Heading2"/>
+        <w:ind w:left="480"/>
+      </w:pPr>
+      <w:r>
+        <w:t>Retracted figures and claims — the permanent list</w:t>
+      </w:r>
+    </w:p>
+    <w:p>
+      <w:pPr>
         <w:spacing w:before="120" w:after="120"/>
         <w:ind w:left="480"/>
       </w:pPr>
-      <w:r>
-        <w:rPr>
-          <w:b/>
-          <w:i/>
-          <w:color w:val="444444"/>
-          <w:sz w:val="20"/>
-        </w:rPr>
-        <w:t>The superseded cost figure — retracted everywhere in the package as of 10/25/2026.</w:t>
-      </w:r>
       <w:r>
         <w:rPr>
           <w:i/>
           <w:color w:val="444444"/>
           <w:sz w:val="20"/>
         </w:rPr>
-        <w:t xml:space="preserve"> Brief v1.0/v1.1 and Annex B v1.1 carried "under $2 million one-time, under $100,000 per year," built on state classified employees only and on the price-discount channel only. Re-scoped to all three plans and all employer groups, and with retirement-date acceleration priced, the modelled one-time present value of recommendation A-3 is </w:t>
+        <w:t xml:space="preserve">Everything named here was published by this package at some point on or before October 25, 2026 and is now withdrawn. </w:t>
       </w:r>
       <w:r>
         <w:rPr>
@@ -2316,7 +2081,7 @@
           <w:color w:val="444444"/>
           <w:sz w:val="20"/>
         </w:rPr>
-        <w:t>on the order of $26M–$182M</w:t>
+        <w:t>Do not quote any of it</w:t>
       </w:r>
       <w:r>
         <w:rPr>
@@ -2324,7 +2089,58 @@
           <w:color w:val="444444"/>
           <w:sz w:val="20"/>
         </w:rPr>
-        <w:t xml:space="preserve"> depending on pool and take-up, before the Board's graded rate schedule; </w:t>
+        <w:t xml:space="preserve">, from any copy of any file, except to say that it was retracted. Reconciliation of </w:t>
+      </w:r>
+      <w:r>
+        <w:rPr>
+          <w:rFonts w:ascii="Consolas" w:hAnsi="Consolas"/>
+          <w:i/>
+          <w:color w:val="303030"/>
+          <w:sz w:val="18"/>
+        </w:rPr>
+        <w:t>01</w:t>
+      </w:r>
+      <w:r>
+        <w:rPr>
+          <w:i/>
+          <w:color w:val="444444"/>
+          <w:sz w:val="20"/>
+        </w:rPr>
+        <w:t xml:space="preserve">, </w:t>
+      </w:r>
+      <w:r>
+        <w:rPr>
+          <w:rFonts w:ascii="Consolas" w:hAnsi="Consolas"/>
+          <w:i/>
+          <w:color w:val="303030"/>
+          <w:sz w:val="18"/>
+        </w:rPr>
+        <w:t>03</w:t>
+      </w:r>
+      <w:r>
+        <w:rPr>
+          <w:i/>
+          <w:color w:val="444444"/>
+          <w:sz w:val="20"/>
+        </w:rPr>
+        <w:t xml:space="preserve"> and </w:t>
+      </w:r>
+      <w:r>
+        <w:rPr>
+          <w:rFonts w:ascii="Consolas" w:hAnsi="Consolas"/>
+          <w:i/>
+          <w:color w:val="303030"/>
+          <w:sz w:val="18"/>
+        </w:rPr>
+        <w:t>04</w:t>
+      </w:r>
+      <w:r>
+        <w:rPr>
+          <w:i/>
+          <w:color w:val="444444"/>
+          <w:sz w:val="20"/>
+        </w:rPr>
+        <w:t xml:space="preserve"> onto the current band completed </w:t>
       </w:r>
       <w:r>
         <w:rPr>
@@ -2333,7 +2149,7 @@
           <w:color w:val="444444"/>
           <w:sz w:val="20"/>
         </w:rPr>
-        <w:t>the residual after a lawful schedule is $20M–$48M at 20% take-up</w:t>
+        <w:t>October 25, 2026</w:t>
       </w:r>
       <w:r>
         <w:rPr>
@@ -2341,7 +2157,7 @@
           <w:color w:val="444444"/>
           <w:sz w:val="20"/>
         </w:rPr>
-        <w:t xml:space="preserve"> (Annex 2 Closure § 4.8.1). See Annex 2 Closure, FM-4 § 4.4, and the HB 1867 cross-check at § 4.6.</w:t>
+        <w:t>, so there is no longer a file in the package that carries a superseded figure outside a note like this one.</w:t>
       </w:r>
     </w:p>
     <w:p>
@@ -2356,32 +2172,235 @@
           <w:color w:val="444444"/>
           <w:sz w:val="20"/>
         </w:rPr>
-        <w:t>Two figures are now retracted, not one. Do not quote the $2 million figure, and do not quote "$13M–$182M" either.</w:t>
+        <w:t>Retracted cost ranges — three, in the order they were published.</w:t>
       </w:r>
+    </w:p>
+    <w:tbl>
+      <w:tblPr>
+        <w:tblStyle w:val="TableGrid"/>
+        <w:tblW w:type="auto" w:w="0"/>
+        <w:jc w:val="left"/>
+        <w:tblLook w:firstColumn="1" w:firstRow="1" w:lastColumn="0" w:lastRow="0" w:noHBand="0" w:noVBand="1" w:val="04A0"/>
+        <w:tblInd w:w="480" w:type="dxa"/>
+      </w:tblPr>
+      <w:tblGrid>
+        <w:gridCol w:w="4320"/>
+        <w:gridCol w:w="4320"/>
+      </w:tblGrid>
+      <w:tr>
+        <w:trPr>
+          <w:tblHeader w:val="true"/>
+        </w:trPr>
+        <w:tc>
+          <w:tcPr>
+            <w:tcW w:type="dxa" w:w="4320"/>
+          </w:tcPr>
+          <w:p>
+            <w:pPr>
+              <w:spacing w:before="20" w:after="20"/>
+              <w:jc w:val="left"/>
+            </w:pPr>
+            <w:r>
+              <w:rPr>
+                <w:b/>
+                <w:sz w:val="17"/>
+              </w:rPr>
+              <w:t>Range</w:t>
+            </w:r>
+          </w:p>
+        </w:tc>
+        <w:tc>
+          <w:tcPr>
+            <w:tcW w:type="dxa" w:w="4320"/>
+          </w:tcPr>
+          <w:p>
+            <w:pPr>
+              <w:spacing w:before="20" w:after="20"/>
+              <w:jc w:val="left"/>
+            </w:pPr>
+            <w:r>
+              <w:rPr>
+                <w:b/>
+                <w:sz w:val="17"/>
+              </w:rPr>
+              <w:t>Why it is wrong</w:t>
+            </w:r>
+          </w:p>
+        </w:tc>
+      </w:tr>
+      <w:tr>
+        <w:tc>
+          <w:tcPr>
+            <w:tcW w:type="dxa" w:w="4320"/>
+          </w:tcPr>
+          <w:p>
+            <w:pPr>
+              <w:spacing w:before="20" w:after="20"/>
+              <w:jc w:val="left"/>
+            </w:pPr>
+            <w:r>
+              <w:rPr>
+                <w:sz w:val="17"/>
+              </w:rPr>
+              <w:t>"under $2 million one-time, under $100,000 per year"</w:t>
+            </w:r>
+          </w:p>
+        </w:tc>
+        <w:tc>
+          <w:tcPr>
+            <w:tcW w:type="dxa" w:w="4320"/>
+          </w:tcPr>
+          <w:p>
+            <w:pPr>
+              <w:spacing w:before="20" w:after="20"/>
+              <w:jc w:val="left"/>
+            </w:pPr>
+            <w:r>
+              <w:rPr>
+                <w:sz w:val="17"/>
+              </w:rPr>
+              <w:t>Brief v1.0/v1.1 and Annex B v1.1. Built on state classified employees only (about 2,600 people) and on the price-discount channel only, leaving out retirement-date acceleration — which is 20%–49% of the cost. Annex B § 7.4 records exactly what was wrong with it, so the retraction can be defended rather than merely asserted</w:t>
+            </w:r>
+          </w:p>
+        </w:tc>
+      </w:tr>
+      <w:tr>
+        <w:tc>
+          <w:tcPr>
+            <w:tcW w:type="dxa" w:w="4320"/>
+          </w:tcPr>
+          <w:p>
+            <w:pPr>
+              <w:spacing w:before="20" w:after="20"/>
+              <w:jc w:val="left"/>
+            </w:pPr>
+            <w:r>
+              <w:rPr>
+                <w:rFonts w:ascii="Consolas" w:hAnsi="Consolas"/>
+                <w:color w:val="303030"/>
+                <w:sz w:val="18"/>
+              </w:rPr>
+              <w:t>$13M–$182M</w:t>
+            </w:r>
+          </w:p>
+        </w:tc>
+        <w:tc>
+          <w:tcPr>
+            <w:tcW w:type="dxa" w:w="4320"/>
+          </w:tcPr>
+          <w:p>
+            <w:pPr>
+              <w:spacing w:before="20" w:after="20"/>
+              <w:jc w:val="left"/>
+            </w:pPr>
+            <w:r>
+              <w:rPr>
+                <w:sz w:val="17"/>
+              </w:rPr>
+              <w:t xml:space="preserve">Took its </w:t>
+            </w:r>
+            <w:r>
+              <w:rPr>
+                <w:b/>
+                <w:sz w:val="17"/>
+              </w:rPr>
+              <w:t>floor</w:t>
+            </w:r>
+            <w:r>
+              <w:rPr>
+                <w:sz w:val="17"/>
+              </w:rPr>
+              <w:t xml:space="preserve"> from the 5% take-up row, which belongs to the superseded v1.1 band of 5%–15%, and its </w:t>
+            </w:r>
+            <w:r>
+              <w:rPr>
+                <w:b/>
+                <w:sz w:val="17"/>
+              </w:rPr>
+              <w:t>ceiling</w:t>
+            </w:r>
+            <w:r>
+              <w:rPr>
+                <w:sz w:val="17"/>
+              </w:rPr>
+              <w:t xml:space="preserve"> from the 30% row of the current scenario set — one range built from two assumption sets (red team </w:t>
+            </w:r>
+            <w:r>
+              <w:rPr>
+                <w:b/>
+                <w:sz w:val="17"/>
+              </w:rPr>
+              <w:t>S-5</w:t>
+            </w:r>
+            <w:r>
+              <w:rPr>
+                <w:sz w:val="17"/>
+              </w:rPr>
+              <w:t>)</w:t>
+            </w:r>
+          </w:p>
+        </w:tc>
+      </w:tr>
+      <w:tr>
+        <w:tc>
+          <w:tcPr>
+            <w:tcW w:type="dxa" w:w="4320"/>
+          </w:tcPr>
+          <w:p>
+            <w:pPr>
+              <w:spacing w:before="20" w:after="20"/>
+              <w:jc w:val="left"/>
+            </w:pPr>
+            <w:r>
+              <w:rPr>
+                <w:rFonts w:ascii="Consolas" w:hAnsi="Consolas"/>
+                <w:color w:val="303030"/>
+                <w:sz w:val="18"/>
+              </w:rPr>
+              <w:t>$26M–$182M</w:t>
+            </w:r>
+          </w:p>
+        </w:tc>
+        <w:tc>
+          <w:tcPr>
+            <w:tcW w:type="dxa" w:w="4320"/>
+          </w:tcPr>
+          <w:p>
+            <w:pPr>
+              <w:spacing w:before="20" w:after="20"/>
+              <w:jc w:val="left"/>
+            </w:pPr>
+            <w:r>
+              <w:rPr>
+                <w:sz w:val="17"/>
+              </w:rPr>
+              <w:t xml:space="preserve">The interim figure carried in Annex B A-22 between the two corrections. It fixed the floor but still stood on an eligible pool whose two ends were paired with the opposite ends of the past-window population (red team </w:t>
+            </w:r>
+            <w:r>
+              <w:rPr>
+                <w:b/>
+                <w:sz w:val="17"/>
+              </w:rPr>
+              <w:t>S-3</w:t>
+            </w:r>
+            <w:r>
+              <w:rPr>
+                <w:sz w:val="17"/>
+              </w:rPr>
+              <w:t>)</w:t>
+            </w:r>
+          </w:p>
+        </w:tc>
+      </w:tr>
+    </w:tbl>
+    <w:p>
+      <w:pPr>
+        <w:spacing w:before="0" w:after="0" w:line="80" w:lineRule="exact"/>
+      </w:pPr>
       <w:r>
         <w:rPr>
-          <w:i/>
-          <w:color w:val="444444"/>
-          <w:sz w:val="20"/>
+          <w:sz w:val="8"/>
         </w:rPr>
-        <w:t xml:space="preserve"> That range took its floor from the 5% take-up row, which belongs to the superseded v1.1 band, and its ceiling from the 30% row of the current scenario set — one range built from two assumption sets (Annex B v2.1, A-22, per red team S-5). On the current scenario set (Low 10% / Moderate 20% / High 30%) the range to publish is </w:t>
-      </w:r>
-      <w:r>
-        <w:rPr>
-          <w:b/>
-          <w:i/>
-          <w:color w:val="444444"/>
-          <w:sz w:val="20"/>
-        </w:rPr>
-        <w:t>$26M–$182M</w:t>
-      </w:r>
-      <w:r>
-        <w:rPr>
-          <w:i/>
-          <w:color w:val="444444"/>
-          <w:sz w:val="20"/>
-        </w:rPr>
-        <w:t>.</w:t>
       </w:r>
     </w:p>
     <w:p>
@@ -2396,7 +2415,17 @@
           <w:color w:val="444444"/>
           <w:sz w:val="20"/>
         </w:rPr>
-        <w:t>The general fund ask remains, correctly, $0 — but say it the narrow way.</w:t>
+        <w:t xml:space="preserve">The current band is </w:t>
+      </w:r>
+      <w:r>
+        <w:rPr>
+          <w:rFonts w:ascii="Consolas" w:hAnsi="Consolas"/>
+          <w:b/>
+          <w:i/>
+          <w:color w:val="303030"/>
+          <w:sz w:val="18"/>
+        </w:rPr>
+        <w:t>$28M–$166M</w:t>
       </w:r>
       <w:r>
         <w:rPr>
@@ -2404,7 +2433,7 @@
           <w:color w:val="444444"/>
           <w:sz w:val="20"/>
         </w:rPr>
-        <w:t xml:space="preserve"> "This bill requests no appropriation" is true and defensible. </w:t>
+        <w:t xml:space="preserve"> — one-time present value of recommendation A-3, on the single reconciled eligible pool of </w:t>
       </w:r>
       <w:r>
         <w:rPr>
@@ -2413,7 +2442,7 @@
           <w:color w:val="444444"/>
           <w:sz w:val="20"/>
         </w:rPr>
-        <w:t>"General fund cost: $0" is not</w:t>
+        <w:t>11,565–24,036</w:t>
       </w:r>
       <w:r>
         <w:rPr>
@@ -2421,7 +2450,77 @@
           <w:color w:val="444444"/>
           <w:sz w:val="20"/>
         </w:rPr>
-        <w:t>, and is rated fatal at red team F-2: the state-agency and Standards-of-Quality shares of the employer contribution rates do reach the general fund in later biennia. See Annex B § 1 and F-61.</w:t>
+        <w:t xml:space="preserve"> and the current 10%–30% take-up set. That is </w:t>
+      </w:r>
+      <w:r>
+        <w:rPr>
+          <w:b/>
+          <w:i/>
+          <w:color w:val="444444"/>
+          <w:sz w:val="20"/>
+        </w:rPr>
+        <w:t>0.11%–0.62% of VRS covered payroll</w:t>
+      </w:r>
+      <w:r>
+        <w:rPr>
+          <w:i/>
+          <w:color w:val="444444"/>
+          <w:sz w:val="20"/>
+        </w:rPr>
+        <w:t xml:space="preserve">, or about </w:t>
+      </w:r>
+      <w:r>
+        <w:rPr>
+          <w:b/>
+          <w:i/>
+          <w:color w:val="444444"/>
+          <w:sz w:val="20"/>
+        </w:rPr>
+        <w:t>0.8 to 4.4 basis points</w:t>
+      </w:r>
+      <w:r>
+        <w:rPr>
+          <w:i/>
+          <w:color w:val="444444"/>
+          <w:sz w:val="20"/>
+        </w:rPr>
+        <w:t xml:space="preserve"> on employer contribution rates amortised over 20 years. The authority is the banner at the top of </w:t>
+      </w:r>
+      <w:hyperlink r:id="rId11">
+        <w:r>
+          <w:rPr>
+            <w:rFonts w:ascii="Calibri" w:hAnsi="Calibri"/>
+            <w:color w:val="1A4F8A"/>
+            <w:u w:val="single"/>
+            <w:sz w:val="20"/>
+          </w:rPr>
+          <w:t xml:space="preserve">00-ONE-PAGE-BRIEF.md</w:t>
+        </w:r>
+      </w:hyperlink>
+      <w:r>
+        <w:rPr>
+          <w:i/>
+          <w:color w:val="444444"/>
+          <w:sz w:val="20"/>
+        </w:rPr>
+        <w:t xml:space="preserve"> v1.3; reproduce it with </w:t>
+      </w:r>
+      <w:r>
+        <w:rPr>
+          <w:rFonts w:ascii="Consolas" w:hAnsi="Consolas"/>
+          <w:i/>
+          <w:color w:val="303030"/>
+          <w:sz w:val="18"/>
+        </w:rPr>
+        <w:t>models/fm_model.py</w:t>
+      </w:r>
+      <w:r>
+        <w:rPr>
+          <w:i/>
+          <w:color w:val="444444"/>
+          <w:sz w:val="20"/>
+        </w:rPr>
+        <w:t>, section 3.</w:t>
       </w:r>
     </w:p>
     <w:p>
@@ -2436,7 +2535,7 @@
           <w:color w:val="444444"/>
           <w:sz w:val="20"/>
         </w:rPr>
-        <w:t>Annex B v2.1 states no total-cost figure by design</w:t>
+        <w:t>Retracted derived figures.</w:t>
       </w:r>
       <w:r>
         <w:rPr>
@@ -2444,7 +2543,7 @@
           <w:color w:val="444444"/>
           <w:sz w:val="20"/>
         </w:rPr>
-        <w:t xml:space="preserve"> and records at its § 7.4 why the old one was wrong, so the retraction can be defended rather than merely asserted. </w:t>
+        <w:t xml:space="preserve"> The eligible pool </w:t>
       </w:r>
       <w:r>
         <w:rPr>
@@ -2453,7 +2552,7 @@
           <w:color w:val="444444"/>
           <w:sz w:val="20"/>
         </w:rPr>
-        <w:t>Not yet carrying the corrected figure: the one-pager (00), which is on hold for exactly this reason.</w:t>
+        <w:t>10,561–26,321</w:t>
       </w:r>
       <w:r>
         <w:rPr>
@@ -2461,7 +2560,447 @@
           <w:color w:val="444444"/>
           <w:sz w:val="20"/>
         </w:rPr>
-        <w:t xml:space="preserve"> The full brief (01) states the range and needs the $13M–$182M → $26M–$182M correction applied with the F-1 residual.</w:t>
+        <w:t xml:space="preserve"> and its by-plan legs 3,966 / 2,417 / 4,177 and 9,027 / 5,502 / 11,792 (S-3 — superseded by one pool of 11,565–24,036, which the by-plan and by-employer-group derivations now both produce). The residual after a lawful graded schedule of </w:t>
+      </w:r>
+      <w:r>
+        <w:rPr>
+          <w:b/>
+          <w:i/>
+          <w:color w:val="444444"/>
+          <w:sz w:val="20"/>
+        </w:rPr>
+        <w:t>$20M–$48M</w:t>
+      </w:r>
+      <w:r>
+        <w:rPr>
+          <w:i/>
+          <w:color w:val="444444"/>
+          <w:sz w:val="20"/>
+        </w:rPr>
+        <w:t xml:space="preserve"> at 20% take-up (recomputed on the corrected pool as </w:t>
+      </w:r>
+      <w:r>
+        <w:rPr>
+          <w:b/>
+          <w:i/>
+          <w:color w:val="444444"/>
+          <w:sz w:val="20"/>
+        </w:rPr>
+        <w:t>$22M–$44M</w:t>
+      </w:r>
+      <w:r>
+        <w:rPr>
+          <w:i/>
+          <w:color w:val="444444"/>
+          <w:sz w:val="20"/>
+        </w:rPr>
+        <w:t>; the recovery band of 0%–96%, and its 59%–66% class mean, are pool-independent and did not move). "About 5 cents out of every $100 of payroll", and "about 3,400 in the state classified workforce".</w:t>
+      </w:r>
+    </w:p>
+    <w:p>
+      <w:pPr>
+        <w:spacing w:before="120" w:after="120"/>
+        <w:ind w:left="480"/>
+      </w:pPr>
+      <w:r>
+        <w:rPr>
+          <w:b/>
+          <w:i/>
+          <w:color w:val="444444"/>
+          <w:sz w:val="20"/>
+        </w:rPr>
+        <w:t>Retracted claims, which matter more than the figures because they do not look like errors.</w:t>
+      </w:r>
+    </w:p>
+    <w:p>
+      <w:pPr>
+        <w:pStyle w:val="ListBullet"/>
+        <w:ind w:left="840"/>
+      </w:pPr>
+      <w:r>
+        <w:rPr>
+          <w:b/>
+        </w:rPr>
+        <w:t>"General fund cost: $0."</w:t>
+      </w:r>
+      <w:r>
+        <w:t xml:space="preserve"> Rated </w:t>
+      </w:r>
+      <w:r>
+        <w:rPr>
+          <w:b/>
+        </w:rPr>
+        <w:t>fatal</w:t>
+      </w:r>
+      <w:r>
+        <w:t xml:space="preserve"> at red team F-2 and refuted by this</w:t>
+      </w:r>
+    </w:p>
+    <w:p>
+      <w:pPr>
+        <w:spacing w:before="120" w:after="120"/>
+        <w:ind w:left="480"/>
+      </w:pPr>
+      <w:r>
+        <w:rPr>
+          <w:i/>
+          <w:color w:val="444444"/>
+          <w:sz w:val="20"/>
+        </w:rPr>
+        <w:t xml:space="preserve">package's own who-bears table, which books the state share as general fund </w:t>
+      </w:r>
+      <w:r>
+        <w:rPr>
+          <w:i/>
+          <w:color w:val="444444"/>
+          <w:sz w:val="20"/>
+        </w:rPr>
+        <w:t>and</w:t>
+      </w:r>
+      <w:r>
+        <w:rPr>
+          <w:i/>
+          <w:color w:val="444444"/>
+          <w:sz w:val="20"/>
+        </w:rPr>
+        <w:t xml:space="preserve"> nongeneral fund. The defensible form is </w:t>
+      </w:r>
+      <w:r>
+        <w:rPr>
+          <w:b/>
+          <w:i/>
+          <w:color w:val="444444"/>
+          <w:sz w:val="20"/>
+        </w:rPr>
+        <w:t>"this bill requests no appropriation"</w:t>
+      </w:r>
+      <w:r>
+        <w:rPr>
+          <w:i/>
+          <w:color w:val="444444"/>
+          <w:sz w:val="20"/>
+        </w:rPr>
+        <w:t xml:space="preserve"> — the cost is absorbed in the employer contribution rates the VRS Board certifies under § 51.1-145, and those reach the general fund in a later biennium for state agencies and for the Commonwealth's share of teacher rates. Fixed in 00 v1.3 and 01 v1.3. VRS's own HB 1867 statement is evidence </w:t>
+      </w:r>
+      <w:r>
+        <w:rPr>
+          <w:i/>
+          <w:color w:val="444444"/>
+          <w:sz w:val="20"/>
+        </w:rPr>
+        <w:t>for</w:t>
+      </w:r>
+      <w:r>
+        <w:rPr>
+          <w:i/>
+          <w:color w:val="444444"/>
+          <w:sz w:val="20"/>
+        </w:rPr>
+        <w:t xml:space="preserve"> F-2, not against it: it says "no </w:t>
+      </w:r>
+      <w:r>
+        <w:rPr>
+          <w:b/>
+          <w:i/>
+          <w:color w:val="444444"/>
+          <w:sz w:val="20"/>
+        </w:rPr>
+        <w:t>immediate</w:t>
+      </w:r>
+      <w:r>
+        <w:rPr>
+          <w:i/>
+          <w:color w:val="444444"/>
+          <w:sz w:val="20"/>
+        </w:rPr>
+        <w:t xml:space="preserve"> impact" and, beside that, that contribution rates may move over time (Annex B F-61).</w:t>
+      </w:r>
+    </w:p>
+    <w:p>
+      <w:pPr>
+        <w:pStyle w:val="ListBullet"/>
+        <w:ind w:left="840"/>
+      </w:pPr>
+      <w:r>
+        <w:rPr>
+          <w:b/>
+        </w:rPr>
+        <w:t>"At 100% recovery the bill is actuarially neutral and the fiscal note is zero."</w:t>
+      </w:r>
+    </w:p>
+    <w:p>
+      <w:pPr>
+        <w:spacing w:before="120" w:after="120"/>
+        <w:ind w:left="480"/>
+      </w:pPr>
+      <w:r>
+        <w:rPr>
+          <w:i/>
+          <w:color w:val="444444"/>
+          <w:sz w:val="20"/>
+        </w:rPr>
+        <w:t xml:space="preserve">Withdrawn at red team </w:t>
+      </w:r>
+      <w:r>
+        <w:rPr>
+          <w:b/>
+          <w:i/>
+          <w:color w:val="444444"/>
+          <w:sz w:val="20"/>
+        </w:rPr>
+        <w:t>F-1</w:t>
+      </w:r>
+      <w:r>
+        <w:rPr>
+          <w:i/>
+          <w:color w:val="444444"/>
+          <w:sz w:val="20"/>
+        </w:rPr>
+        <w:t xml:space="preserve">. That arithmetic prices each member individually, which the uniformity-within-classification requirement and the </w:t>
+      </w:r>
+      <w:r>
+        <w:rPr>
+          <w:b/>
+          <w:i/>
+          <w:color w:val="444444"/>
+          <w:sz w:val="20"/>
+        </w:rPr>
+        <w:t>individual</w:t>
+      </w:r>
+      <w:r>
+        <w:rPr>
+          <w:i/>
+          <w:color w:val="444444"/>
+          <w:sz w:val="20"/>
+        </w:rPr>
+        <w:t xml:space="preserve"> actuarial-equivalent-cost ceiling in Annex A § 2.2 together forbid. The guardrail is a </w:t>
+      </w:r>
+      <w:r>
+        <w:rPr>
+          <w:b/>
+          <w:i/>
+          <w:color w:val="444444"/>
+          <w:sz w:val="20"/>
+        </w:rPr>
+        <w:t>mitigation</w:t>
+      </w:r>
+      <w:r>
+        <w:rPr>
+          <w:i/>
+          <w:color w:val="444444"/>
+          <w:sz w:val="20"/>
+        </w:rPr>
+        <w:t>, not a neutrality device (Annex 2 Closure § 4.8.1).</w:t>
+      </w:r>
+    </w:p>
+    <w:p>
+      <w:pPr>
+        <w:pStyle w:val="ListBullet"/>
+        <w:ind w:left="840"/>
+      </w:pPr>
+      <w:r>
+        <w:rPr>
+          <w:b/>
+        </w:rPr>
+        <w:t>"This bill costs the Fund less per member than the one VRS already scored."</w:t>
+      </w:r>
+    </w:p>
+    <w:p>
+      <w:pPr>
+        <w:spacing w:before="120" w:after="120"/>
+        <w:ind w:left="480"/>
+      </w:pPr>
+      <w:r>
+        <w:rPr>
+          <w:i/>
+          <w:color w:val="444444"/>
+          <w:sz w:val="20"/>
+        </w:rPr>
+        <w:t xml:space="preserve">Withdrawn at red team </w:t>
+      </w:r>
+      <w:r>
+        <w:rPr>
+          <w:b/>
+          <w:i/>
+          <w:color w:val="444444"/>
+          <w:sz w:val="20"/>
+        </w:rPr>
+        <w:t>S-1</w:t>
+      </w:r>
+      <w:r>
+        <w:rPr>
+          <w:i/>
+          <w:color w:val="444444"/>
+          <w:sz w:val="20"/>
+        </w:rPr>
+        <w:t>: it set a 2.5-year paid purchase against a 4-year free grant. HB 1867 is now cited only for what it is — evidence that VRS will file a number of its own.</w:t>
+      </w:r>
+    </w:p>
+    <w:p>
+      <w:pPr>
+        <w:pStyle w:val="ListBullet"/>
+        <w:ind w:left="840"/>
+      </w:pPr>
+      <w:r>
+        <w:rPr>
+          <w:b/>
+        </w:rPr>
+        <w:t>"Below about age 47–48 a veteran pays more than the credit is actuarially worth."</w:t>
+      </w:r>
+    </w:p>
+    <w:p>
+      <w:pPr>
+        <w:spacing w:before="120" w:after="120"/>
+        <w:ind w:left="480"/>
+      </w:pPr>
+      <w:r>
+        <w:rPr>
+          <w:i/>
+          <w:color w:val="444444"/>
+          <w:sz w:val="20"/>
+        </w:rPr>
+        <w:t xml:space="preserve">Withdrawn at red team </w:t>
+      </w:r>
+      <w:r>
+        <w:rPr>
+          <w:b/>
+          <w:i/>
+          <w:color w:val="444444"/>
+          <w:sz w:val="20"/>
+        </w:rPr>
+        <w:t>S-2</w:t>
+      </w:r>
+      <w:r>
+        <w:rPr>
+          <w:i/>
+          <w:color w:val="444444"/>
+          <w:sz w:val="20"/>
+        </w:rPr>
+        <w:t xml:space="preserve"> wherever it appears </w:t>
+      </w:r>
+      <w:r>
+        <w:rPr>
+          <w:b/>
+          <w:i/>
+          <w:color w:val="444444"/>
+          <w:sz w:val="20"/>
+        </w:rPr>
+        <w:t>unqualified</w:t>
+      </w:r>
+      <w:r>
+        <w:rPr>
+          <w:i/>
+          <w:color w:val="444444"/>
+          <w:sz w:val="20"/>
+        </w:rPr>
+        <w:t xml:space="preserve">. It is true of the benefit-amount channel alone; on the full basis the bill is priced on, there is no such age. It survives in </w:t>
+      </w:r>
+      <w:r>
+        <w:rPr>
+          <w:rFonts w:ascii="Consolas" w:hAnsi="Consolas"/>
+          <w:i/>
+          <w:color w:val="303030"/>
+          <w:sz w:val="18"/>
+        </w:rPr>
+        <w:t>01</w:t>
+      </w:r>
+      <w:r>
+        <w:rPr>
+          <w:i/>
+          <w:color w:val="444444"/>
+          <w:sz w:val="20"/>
+        </w:rPr>
+        <w:t xml:space="preserve"> only with that qualifier attached.</w:t>
+      </w:r>
+    </w:p>
+    <w:p>
+      <w:pPr>
+        <w:pStyle w:val="ListBullet"/>
+        <w:ind w:left="840"/>
+      </w:pPr>
+      <w:r>
+        <w:rPr>
+          <w:b/>
+        </w:rPr>
+        <w:t>"Every veteran in VRS."</w:t>
+      </w:r>
+      <w:r>
+        <w:t xml:space="preserve"> Withdrawn at red team </w:t>
+      </w:r>
+      <w:r>
+        <w:rPr>
+          <w:b/>
+        </w:rPr>
+        <w:t>S-4</w:t>
+      </w:r>
+      <w:r>
+        <w:t>: § 51.1-142.2 B 3 bars a</w:t>
+      </w:r>
+    </w:p>
+    <w:p>
+      <w:pPr>
+        <w:spacing w:before="120" w:after="120"/>
+        <w:ind w:left="480"/>
+      </w:pPr>
+      <w:r>
+        <w:rPr>
+          <w:i/>
+          <w:color w:val="444444"/>
+          <w:sz w:val="20"/>
+        </w:rPr>
+        <w:t>veteran whose service already counts toward a military retirement they draw, which is why the population estimate is labelled a ceiling.</w:t>
+      </w:r>
+    </w:p>
+    <w:p>
+      <w:pPr>
+        <w:pStyle w:val="ListBullet"/>
+        <w:ind w:left="840"/>
+      </w:pPr>
+      <w:r>
+        <w:rPr>
+          <w:b/>
+        </w:rPr>
+        <w:t>"It stays the same tiny share of payroll."</w:t>
+      </w:r>
+      <w:r>
+        <w:t xml:space="preserve"> The payroll share rises with the</w:t>
+      </w:r>
+    </w:p>
+    <w:p>
+      <w:pPr>
+        <w:spacing w:before="120" w:after="120"/>
+        <w:ind w:left="480"/>
+      </w:pPr>
+      <w:r>
+        <w:rPr>
+          <w:i/>
+          <w:color w:val="444444"/>
+          <w:sz w:val="20"/>
+        </w:rPr>
+        <w:t>re-scope, because the eligible pool grew by more than the denominator did.</w:t>
+      </w:r>
+    </w:p>
+    <w:p>
+      <w:pPr>
+        <w:spacing w:before="120" w:after="120"/>
+        <w:ind w:left="480"/>
+      </w:pPr>
+      <w:r>
+        <w:rPr>
+          <w:b/>
+          <w:i/>
+          <w:color w:val="444444"/>
+          <w:sz w:val="20"/>
+        </w:rPr>
+        <w:t>Annex B states no total-cost figure by design</w:t>
+      </w:r>
+      <w:r>
+        <w:rPr>
+          <w:i/>
+          <w:color w:val="444444"/>
+          <w:sz w:val="20"/>
+        </w:rPr>
+        <w:t>, and records at its § 7.4 why the original one was wrong. Annex 2 Closure holds every derived and estimated figure.</w:t>
       </w:r>
     </w:p>
     <w:p>
@@ -2598,7 +3137,41 @@
           <w:color w:val="444444"/>
           <w:sz w:val="20"/>
         </w:rPr>
-        <w:t xml:space="preserve"> But it was decided before the red team verdict was recorded, and two of the numbers it was expressed in have since changed: the headline must read "requests no appropriation" rather than "general fund cost: $0" (F-2), and the range is $26M–$182M rather than $13M–$182M (A-22). The one-pager has been put back on hold on the lead attorney's sign-off until the Option C framing is restated in those terms.</w:t>
+        <w:t xml:space="preserve"> But it was decided before the red team verdict was recorded, and two of the numbers it was expressed in have since changed. </w:t>
+      </w:r>
+      <w:r>
+        <w:rPr>
+          <w:b/>
+          <w:i/>
+          <w:color w:val="444444"/>
+          <w:sz w:val="20"/>
+        </w:rPr>
+        <w:t>Both changes are now carried in v1.3:</w:t>
+      </w:r>
+      <w:r>
+        <w:rPr>
+          <w:i/>
+          <w:color w:val="444444"/>
+          <w:sz w:val="20"/>
+        </w:rPr>
+        <w:t xml:space="preserve"> the headline reads "this bill requests no appropriation" rather than "general fund cost: $0" (F-2), and the range is </w:t>
+      </w:r>
+      <w:r>
+        <w:rPr>
+          <w:b/>
+          <w:i/>
+          <w:color w:val="444444"/>
+          <w:sz w:val="20"/>
+        </w:rPr>
+        <w:t>$28M–$166M</w:t>
+      </w:r>
+      <w:r>
+        <w:rPr>
+          <w:i/>
+          <w:color w:val="444444"/>
+          <w:sz w:val="20"/>
+        </w:rPr>
+        <w:t xml:space="preserve"> rather than $13M–$182M (S-3 and S-5). Option C's framing is intact under the restated numbers — the general-fund position still leads, the range is still in our own words, take-up is still named as the swing factor, and HB 1867 still closes. The one-pager remains on hold for the Policy Director's clearance only.</w:t>
       </w:r>
     </w:p>
     <w:p>

--- a/briefs/2027-military-service-credit-cost-window/README.docx
+++ b/briefs/2027-military-service-credit-cost-window/README.docx
@@ -1891,7 +1891,7 @@
               <w:rPr>
                 <w:sz w:val="17"/>
               </w:rPr>
-              <w:t xml:space="preserve">, which reframes the $28M–$166M range as the same order of magnitude as VRS's only published figure for a benefit of this shape and "under $2 million" as the outlier; our priced-to-free ratio of 0.704 lands inside the 0.638–0.718 band the AEC/ANC multiples predict; VRS's own statement that it </w:t>
+              <w:t xml:space="preserve">, which reframes the $28M–$166M range as the same order of magnitude as VRS's only published figure for a benefit of this shape and "under $2 million" as the outlier; VRS's own statement that it </w:t>
             </w:r>
             <w:r>
               <w:rPr>
@@ -1943,7 +1943,129 @@
               <w:rPr>
                 <w:sz w:val="17"/>
               </w:rPr>
-              <w:t xml:space="preserve"> Red Team F-2. Annex 2 Closure § 4.6 rewritten on it</w:t>
+              <w:t xml:space="preserve"> Red Team F-2. Annex 2 Closure § 4.6 rewritten on it. </w:t>
+            </w:r>
+            <w:r>
+              <w:rPr>
+                <w:b/>
+                <w:sz w:val="17"/>
+              </w:rPr>
+              <w:t>Restated again 10/25/2026 on a matched four-year basis (red team S-1):</w:t>
+            </w:r>
+            <w:r>
+              <w:rPr>
+                <w:sz w:val="17"/>
+              </w:rPr>
+              <w:t xml:space="preserve"> the priced-to-free ratio of 0.704 was a 2.5-year net set against VRS's four-year average; matched at four years it is </w:t>
+            </w:r>
+            <w:r>
+              <w:rPr>
+                <w:b/>
+                <w:sz w:val="17"/>
+              </w:rPr>
+              <w:t>1.19 – 1.27</w:t>
+            </w:r>
+            <w:r>
+              <w:rPr>
+                <w:sz w:val="17"/>
+              </w:rPr>
+              <w:t xml:space="preserve">, which no </w:t>
+            </w:r>
+            <w:r>
+              <w:rPr>
+                <w:rFonts w:ascii="Consolas" w:hAnsi="Consolas"/>
+                <w:color w:val="303030"/>
+                <w:sz w:val="18"/>
+              </w:rPr>
+              <w:t>1 − 1/m</w:t>
+            </w:r>
+            <w:r>
+              <w:rPr>
+                <w:sz w:val="17"/>
+              </w:rPr>
+              <w:t xml:space="preserve"> can equal, and the Plan 1 free-grant equivalent is </w:t>
+            </w:r>
+            <w:r>
+              <w:rPr>
+                <w:b/>
+                <w:sz w:val="17"/>
+              </w:rPr>
+              <w:t>$123,520</w:t>
+            </w:r>
+            <w:r>
+              <w:rPr>
+                <w:sz w:val="17"/>
+              </w:rPr>
+              <w:t xml:space="preserve">, or 2.06× the top of VRS's band. The package no longer claims the estimate is conservative relative to HB 1867 — it states a </w:t>
+            </w:r>
+            <w:r>
+              <w:rPr>
+                <w:b/>
+                <w:sz w:val="17"/>
+              </w:rPr>
+              <w:t>bracket</w:t>
+            </w:r>
+            <w:r>
+              <w:rPr>
+                <w:sz w:val="17"/>
+              </w:rPr>
+              <w:t xml:space="preserve">, with ours the higher. </w:t>
+            </w:r>
+            <w:r>
+              <w:rPr>
+                <w:rFonts w:ascii="Consolas" w:hAnsi="Consolas"/>
+                <w:color w:val="303030"/>
+                <w:sz w:val="18"/>
+              </w:rPr>
+              <w:t>01</w:t>
+            </w:r>
+            <w:r>
+              <w:rPr>
+                <w:sz w:val="17"/>
+              </w:rPr>
+              <w:t xml:space="preserve"> COST, </w:t>
+            </w:r>
+            <w:r>
+              <w:rPr>
+                <w:rFonts w:ascii="Consolas" w:hAnsi="Consolas"/>
+                <w:color w:val="303030"/>
+                <w:sz w:val="18"/>
+              </w:rPr>
+              <w:t>03</w:t>
+            </w:r>
+            <w:r>
+              <w:rPr>
+                <w:sz w:val="17"/>
+              </w:rPr>
+              <w:t xml:space="preserve"> § 7.5 and </w:t>
+            </w:r>
+            <w:r>
+              <w:rPr>
+                <w:rFonts w:ascii="Consolas" w:hAnsi="Consolas"/>
+                <w:color w:val="303030"/>
+                <w:sz w:val="18"/>
+              </w:rPr>
+              <w:t>04</w:t>
+            </w:r>
+            <w:r>
+              <w:rPr>
+                <w:sz w:val="17"/>
+              </w:rPr>
+              <w:t xml:space="preserve"> § 4.6 all now say that; reproduce with </w:t>
+            </w:r>
+            <w:r>
+              <w:rPr>
+                <w:rFonts w:ascii="Consolas" w:hAnsi="Consolas"/>
+                <w:color w:val="303030"/>
+                <w:sz w:val="18"/>
+              </w:rPr>
+              <w:t>models/redteam_checks.py</w:t>
+            </w:r>
+            <w:r>
+              <w:rPr>
+                <w:sz w:val="17"/>
+              </w:rPr>
+              <w:t xml:space="preserve"> RT-2</w:t>
             </w:r>
           </w:p>
         </w:tc>

--- a/briefs/2027-military-service-credit-cost-window/README.docx
+++ b/briefs/2027-military-service-credit-cost-window/README.docx
@@ -7,7 +7,101 @@
         <w:pStyle w:val="Heading1"/>
       </w:pPr>
       <w:r>
-        <w:t>Military Service Credit Cost Window — 2027 Session Package</w:t>
+        <w:t>Military Service Credit Cost Window — 2028 Session Package</w:t>
+      </w:r>
+    </w:p>
+    <w:p>
+      <w:pPr>
+        <w:spacing w:before="120" w:after="120"/>
+        <w:ind w:left="480"/>
+      </w:pPr>
+      <w:r>
+        <w:rPr>
+          <w:b/>
+          <w:i/>
+          <w:color w:val="444444"/>
+          <w:sz w:val="20"/>
+        </w:rPr>
+        <w:t>Target session changed on 2026-10-25.</w:t>
+      </w:r>
+      <w:r>
+        <w:rPr>
+          <w:i/>
+          <w:color w:val="444444"/>
+          <w:sz w:val="20"/>
+        </w:rPr>
+        <w:t xml:space="preserve"> The board chose the </w:t>
+      </w:r>
+      <w:r>
+        <w:rPr>
+          <w:b/>
+          <w:i/>
+          <w:color w:val="444444"/>
+          <w:sz w:val="20"/>
+        </w:rPr>
+        <w:t>2028</w:t>
+      </w:r>
+      <w:r>
+        <w:rPr>
+          <w:i/>
+          <w:color w:val="444444"/>
+          <w:sz w:val="20"/>
+        </w:rPr>
+        <w:t xml:space="preserve"> JLC cycle over the 2027 slate, and authorised approaching the </w:t>
+      </w:r>
+      <w:r>
+        <w:rPr>
+          <w:b/>
+          <w:i/>
+          <w:color w:val="444444"/>
+          <w:sz w:val="20"/>
+        </w:rPr>
+        <w:t>VFW, Department of Virginia</w:t>
+      </w:r>
+      <w:r>
+        <w:rPr>
+          <w:i/>
+          <w:color w:val="444444"/>
+          <w:sz w:val="20"/>
+        </w:rPr>
+        <w:t xml:space="preserve"> as sponsoring member organisation. </w:t>
+      </w:r>
+      <w:r>
+        <w:rPr>
+          <w:b/>
+          <w:i/>
+          <w:color w:val="444444"/>
+          <w:sz w:val="20"/>
+        </w:rPr>
+        <w:t>2028 is the long session (60 days).</w:t>
+      </w:r>
+      <w:r>
+        <w:rPr>
+          <w:i/>
+          <w:color w:val="444444"/>
+          <w:sz w:val="20"/>
+        </w:rPr>
+        <w:t xml:space="preserve"> The directory name and the Annex D filename still say 2027 and "December Submission"; both are legacy labels, kept because renaming them would break cross-references across the package. Decision record and the live calendar: </w:t>
+      </w:r>
+      <w:hyperlink r:id="rId10">
+        <w:r>
+          <w:rPr>
+            <w:rFonts w:ascii="Calibri" w:hAnsi="Calibri"/>
+            <w:color w:val="1A4F8A"/>
+            <w:u w:val="single"/>
+            <w:sz w:val="20"/>
+            <w:b/>
+          </w:rPr>
+          <w:t xml:space="preserve">Annex D § 1 and § 3</w:t>
+        </w:r>
+      </w:hyperlink>
+      <w:r>
+        <w:rPr>
+          <w:i/>
+          <w:color w:val="444444"/>
+          <w:sz w:val="20"/>
+        </w:rPr>
+        <w:t>. Owner of any renaming decision: Editor.</w:t>
       </w:r>
     </w:p>
     <w:p>
@@ -115,7 +209,7 @@
               <w:spacing w:before="20" w:after="20"/>
               <w:jc w:val="left"/>
             </w:pPr>
-            <w:hyperlink r:id="rId10">
+            <w:hyperlink r:id="rId11">
               <w:r>
                 <w:rPr>
                   <w:rFonts w:ascii="Calibri" w:hAnsi="Calibri"/>
@@ -160,7 +254,7 @@
                 <w:b/>
                 <w:sz w:val="17"/>
               </w:rPr>
-              <w:t>ON HOLD for the Policy Director's clearance — not cleared to print.</w:t>
+              <w:t>CLEARED TO PRINT — the board gave clearance 10/25/2026 (MOO-293).</w:t>
             </w:r>
             <w:r>
               <w:rPr>
@@ -173,7 +267,7 @@
                 <w:b/>
                 <w:sz w:val="17"/>
               </w:rPr>
-              <w:t>v1.3</w:t>
+              <w:t>v1.4</w:t>
             </w:r>
             <w:r>
               <w:rPr>
@@ -192,7 +286,7 @@
               <w:rPr>
                 <w:sz w:val="17"/>
               </w:rPr>
-              <w:t xml:space="preserve"> present value is stated in our own words, take-up is named as the swing factor, and the HB 1867 comparison closes. One page, letter. Both print-blocking copy defects are fixed; what is outstanding is the clearance decision.</w:t>
+              <w:t xml:space="preserve"> present value is stated in our own words, take-up is named as the swing factor, the purchase price is labelled by plan, and the guardrail concession is on the page. One page, letter — verified by reading the rendered PDF, not the page count.</w:t>
             </w:r>
           </w:p>
         </w:tc>
@@ -207,7 +301,7 @@
               <w:spacing w:before="20" w:after="20"/>
               <w:jc w:val="left"/>
             </w:pPr>
-            <w:hyperlink r:id="rId11">
+            <w:hyperlink r:id="rId12">
               <w:r>
                 <w:rPr>
                   <w:rFonts w:ascii="Calibri" w:hAnsi="Calibri"/>
@@ -257,13 +351,39 @@
                 <w:b/>
                 <w:sz w:val="17"/>
               </w:rPr>
-              <w:t>v1.3</w:t>
+              <w:t>v1.4</w:t>
             </w:r>
             <w:r>
               <w:rPr>
                 <w:sz w:val="17"/>
               </w:rPr>
-              <w:t>. Restructured to the JLC Initiative format, cost block rebuilt on the corrected model run, and the retracted figures listed by name in its own header banner — which is the package's authority for the current band.</w:t>
+              <w:t>. Restructured to the JLC Initiative format, cost block rebuilt on the corrected model run, and the retracted figures listed by name in its own header banner — which is the package's authority for the current band. v1.4 closes the last two red team findings that were live on the printed page (</w:t>
+            </w:r>
+            <w:r>
+              <w:rPr>
+                <w:b/>
+                <w:sz w:val="17"/>
+              </w:rPr>
+              <w:t>M-7</w:t>
+            </w:r>
+            <w:r>
+              <w:rPr>
+                <w:sz w:val="17"/>
+              </w:rPr>
+              <w:t xml:space="preserve">, the unlabelled purchase price; </w:t>
+            </w:r>
+            <w:r>
+              <w:rPr>
+                <w:b/>
+                <w:sz w:val="17"/>
+              </w:rPr>
+              <w:t>S-8</w:t>
+            </w:r>
+            <w:r>
+              <w:rPr>
+                <w:sz w:val="17"/>
+              </w:rPr>
+              <w:t>, the HB 1867 band quoted without its basis) and concedes the guardrail.</w:t>
             </w:r>
           </w:p>
         </w:tc>
@@ -278,7 +398,7 @@
               <w:spacing w:before="20" w:after="20"/>
               <w:jc w:val="left"/>
             </w:pPr>
-            <w:hyperlink r:id="rId12">
+            <w:hyperlink r:id="rId13">
               <w:r>
                 <w:rPr>
                   <w:rFonts w:ascii="Calibri" w:hAnsi="Calibri"/>
@@ -344,7 +464,7 @@
               <w:spacing w:before="20" w:after="20"/>
               <w:jc w:val="left"/>
             </w:pPr>
-            <w:hyperlink r:id="rId13">
+            <w:hyperlink r:id="rId14">
               <w:r>
                 <w:rPr>
                   <w:rFonts w:ascii="Calibri" w:hAnsi="Calibri"/>
@@ -394,7 +514,7 @@
                 <w:b/>
                 <w:sz w:val="17"/>
               </w:rPr>
-              <w:t>v1.2 — carries the re-scoped cost figure.</w:t>
+              <w:t>v1.3.1 — carries the re-scoped cost figure at $28M–$166M, the matched four-year HB 1867 bracket, and the corrected four-year purchase prices ($18,668 Hybrid, $30,014 Plan 2).</w:t>
             </w:r>
           </w:p>
         </w:tc>
@@ -409,7 +529,7 @@
               <w:spacing w:before="20" w:after="20"/>
               <w:jc w:val="left"/>
             </w:pPr>
-            <w:hyperlink r:id="rId14">
+            <w:hyperlink r:id="rId15">
               <w:r>
                 <w:rPr>
                   <w:rFonts w:ascii="Calibri" w:hAnsi="Calibri"/>
@@ -489,7 +609,7 @@
               <w:spacing w:before="20" w:after="20"/>
               <w:jc w:val="left"/>
             </w:pPr>
-            <w:hyperlink r:id="rId15">
+            <w:hyperlink r:id="rId16">
               <w:r>
                 <w:rPr>
                   <w:rFonts w:ascii="Calibri" w:hAnsi="Calibri"/>
@@ -567,7 +687,7 @@
               <w:spacing w:before="20" w:after="20"/>
               <w:jc w:val="left"/>
             </w:pPr>
-            <w:hyperlink r:id="rId16">
+            <w:hyperlink r:id="rId17">
               <w:r>
                 <w:rPr>
                   <w:rFonts w:ascii="Calibri" w:hAnsi="Calibri"/>
@@ -632,7 +752,7 @@
               <w:spacing w:before="20" w:after="20"/>
               <w:jc w:val="left"/>
             </w:pPr>
-            <w:hyperlink r:id="rId17">
+            <w:hyperlink r:id="rId18">
               <w:r>
                 <w:rPr>
                   <w:rFonts w:ascii="Calibri" w:hAnsi="Calibri"/>
@@ -677,13 +797,13 @@
                 <w:b/>
                 <w:sz w:val="17"/>
               </w:rPr>
-              <w:t>The political map — v1.0.</w:t>
+              <w:t>The political map — v1.3</w:t>
             </w:r>
             <w:r>
               <w:rPr>
                 <w:sz w:val="17"/>
               </w:rPr>
-              <w:t xml:space="preserve"> Concrete effects, stakeholder table with a reason and a confidence label on every row, the committee and subcommittee path with what each venue has done with similar bills, the real fight, the coalition ladder with the price of each ally, other-state precedent on purchase timing, patron recommendations, and the unknowns. Desk research on the public record only; no stakeholder was contacted.</w:t>
+              <w:t>, carrying the 2026-10-25 decision banner (what the 2028 target changes in § 4.3, § 8 and § 11). Concrete effects, stakeholder table with a reason and a confidence label on every row, the committee and subcommittee path with what each venue has done with similar bills, the real fight, the coalition ladder with the price of each ally, other-state precedent on purchase timing, patron recommendations, and the unknowns. Desk research on the public record only; no stakeholder was contacted.</w:t>
             </w:r>
           </w:p>
         </w:tc>
@@ -698,7 +818,7 @@
               <w:spacing w:before="20" w:after="20"/>
               <w:jc w:val="left"/>
             </w:pPr>
-            <w:hyperlink r:id="rId18">
+            <w:hyperlink r:id="rId10">
               <w:r>
                 <w:rPr>
                   <w:rFonts w:ascii="Calibri" w:hAnsi="Calibri"/>
@@ -743,39 +863,65 @@
                 <w:b/>
                 <w:sz w:val="17"/>
               </w:rPr>
-              <w:t>The JLC submission path — v1.0.</w:t>
+              <w:t>The JLC submission path — v2.0, rewritten against the board's 2026-10-25 decision: the 2028 cycle, with the VFW, Department of Virginia authorised as the sponsor to approach.</w:t>
             </w:r>
             <w:r>
               <w:rPr>
                 <w:sz w:val="17"/>
               </w:rPr>
-              <w:t xml:space="preserve"> The 2026-12-17 gate and the calendar to it, what that meeting requires and who owns each piece, a </w:t>
+              <w:t xml:space="preserve"> The 2028-cycle calendar on both clocks (JLC and the Department's own), the </w:t>
             </w:r>
             <w:r>
               <w:rPr>
                 <w:b/>
                 <w:sz w:val="17"/>
               </w:rPr>
-              <w:t>ranked list of candidate sponsoring JLC member organisations</w:t>
+              <w:t>two Department instruments</w:t>
             </w:r>
             <w:r>
               <w:rPr>
                 <w:sz w:val="17"/>
               </w:rPr>
-              <w:t xml:space="preserve"> from the public record, the Council-submission position paper in JLC format, the patron-list interaction, and the December-versus-2028 comparison. </w:t>
+              <w:t xml:space="preserve"> and why the operative gate is the </w:t>
             </w:r>
             <w:r>
               <w:rPr>
                 <w:b/>
                 <w:sz w:val="17"/>
               </w:rPr>
-              <w:t>Its § 4 is the finding to read first:</w:t>
+              <w:t>VFW Winter Council of Administration on 2027-01-13</w:t>
             </w:r>
             <w:r>
               <w:rPr>
                 <w:sz w:val="17"/>
               </w:rPr>
-              <w:t xml:space="preserve"> § 51.1-142.2 B 3 bars the regular 20-year military retiree and the 10 U.S.C. ch. 1223 exception protects only the Reserve and Guard member — so the bill's best-served constituency is the Guard and Reserve, not the career-retiree organisations, which </w:t>
+              <w:t xml:space="preserve"> rather than the June 2027 JLC deadline, the VFW sponsor dossier with nine documented capabilities and </w:t>
+            </w:r>
+            <w:r>
+              <w:rPr>
+                <w:b/>
+                <w:sz w:val="17"/>
+              </w:rPr>
+              <w:t>two documented negatives</w:t>
+            </w:r>
+            <w:r>
+              <w:rPr>
+                <w:sz w:val="17"/>
+              </w:rPr>
+              <w:t xml:space="preserve">, the cohort analysis, the Council-submission position paper, the reverse-planned critical path, and the unknowns. </w:t>
+            </w:r>
+            <w:r>
+              <w:rPr>
+                <w:b/>
+                <w:sz w:val="17"/>
+              </w:rPr>
+              <w:t>Its § 6 is the finding to read first:</w:t>
+            </w:r>
+            <w:r>
+              <w:rPr>
+                <w:sz w:val="17"/>
+              </w:rPr>
+              <w:t xml:space="preserve"> § 51.1-142.2 B 3 bars the regular 20-year military retiree and the 10 U.S.C. ch. 1223 exception protects only the Reserve and Guard member, which </w:t>
             </w:r>
             <w:r>
               <w:rPr>
@@ -788,7 +934,46 @@
               <w:rPr>
                 <w:sz w:val="17"/>
               </w:rPr>
-              <w:t>. Desk research on the public record only; no organisation was contacted.</w:t>
+              <w:t xml:space="preserve"> — and VFW's own membership rule is </w:t>
+            </w:r>
+            <w:r>
+              <w:rPr>
+                <w:i/>
+                <w:sz w:val="17"/>
+              </w:rPr>
+              <w:t>retirement-blind</w:t>
+            </w:r>
+            <w:r>
+              <w:rPr>
+                <w:sz w:val="17"/>
+              </w:rPr>
+              <w:t xml:space="preserve">, so the sponsor's membership spans all three cohorts. </w:t>
+            </w:r>
+            <w:r>
+              <w:rPr>
+                <w:b/>
+                <w:sz w:val="17"/>
+              </w:rPr>
+              <w:t>Its § 8 corrects three of v1.0's four statements about VFW.</w:t>
+            </w:r>
+            <w:r>
+              <w:rPr>
+                <w:sz w:val="17"/>
+              </w:rPr>
+              <w:t xml:space="preserve"> The filename still says "December Submission"; it is a legacy label, kept because six cross-references point at it. Desk research on the public record only; </w:t>
+            </w:r>
+            <w:r>
+              <w:rPr>
+                <w:b/>
+                <w:sz w:val="17"/>
+              </w:rPr>
+              <w:t>no organisation was contacted and none will be</w:t>
+            </w:r>
+            <w:r>
+              <w:rPr>
+                <w:sz w:val="17"/>
+              </w:rPr>
+              <w:t>.</w:t>
             </w:r>
           </w:p>
         </w:tc>
@@ -1212,7 +1397,7 @@
               </w:rPr>
               <w:t xml:space="preserve">Complete, v1.0 — see </w:t>
             </w:r>
-            <w:hyperlink r:id="rId17">
+            <w:hyperlink r:id="rId18">
               <w:r>
                 <w:rPr>
                   <w:rFonts w:ascii="Calibri" w:hAnsi="Calibri"/>
@@ -1545,7 +1730,7 @@
               </w:rPr>
               <w:t xml:space="preserve">Complete — see </w:t>
             </w:r>
-            <w:hyperlink r:id="rId16">
+            <w:hyperlink r:id="rId17">
               <w:r>
                 <w:rPr>
                   <w:rFonts w:ascii="Calibri" w:hAnsi="Calibri"/>
@@ -1691,26 +1876,26 @@
                 <w:b/>
                 <w:sz w:val="17"/>
               </w:rPr>
-              <w:t>Copy defects fixed 10/25/2026 — v1.3. Still on HOLD, but now only for clearance.</w:t>
+              <w:t>Closed 10/25/2026 — v1.4, CLEARED TO PRINT.</w:t>
             </w:r>
             <w:r>
               <w:rPr>
                 <w:sz w:val="17"/>
               </w:rPr>
-              <w:t xml:space="preserve"> The board accepted Option C of the MOO-293 framing decision (lead the general-fund position, state the range in our own words, name take-up as the swing factor, close with HB 1867), and the hold was then re-imposed on the lead attorney's sign-off because Option C was settled before the red team verdict was recorded. </w:t>
+              <w:t xml:space="preserve"> The board accepted Option C of the MOO-293 framing decision (lead the general-fund position, state the range in our own words, name take-up as the swing factor, close with HB 1867); the hold was then re-imposed on the lead attorney's sign-off because Option C was settled before the red team verdict was recorded; </w:t>
             </w:r>
             <w:r>
               <w:rPr>
                 <w:b/>
                 <w:sz w:val="17"/>
               </w:rPr>
-              <w:t>Both print-blocking defects are now repaired in v1.3:</w:t>
+              <w:t>the board gave clearance on 10/25/2026 once the print-blocking defects were repaired.</w:t>
             </w:r>
             <w:r>
               <w:rPr>
                 <w:sz w:val="17"/>
               </w:rPr>
-              <w:t xml:space="preserve"> the "$0 general fund" overclaim is replaced with "this bill requests no appropriation" and the cost-bearers are named (F-2), and the range is </w:t>
+              <w:t xml:space="preserve"> Fixed in v1.3: the "$0 general fund" overclaim replaced with "this bill requests no appropriation" and the cost-bearers named (F-2), and the range restated at </w:t>
             </w:r>
             <w:r>
               <w:rPr>
@@ -1723,7 +1908,59 @@
               <w:rPr>
                 <w:sz w:val="17"/>
               </w:rPr>
-              <w:t xml:space="preserve"> on a single assumption set (S-3 and S-5). </w:t>
+              <w:t xml:space="preserve"> on a single assumption set (S-3, S-5). Fixed in v1.4, the last two findings that were live on the </w:t>
+            </w:r>
+            <w:r>
+              <w:rPr>
+                <w:i/>
+                <w:sz w:val="17"/>
+              </w:rPr>
+              <w:t>printed</w:t>
+            </w:r>
+            <w:r>
+              <w:rPr>
+                <w:sz w:val="17"/>
+              </w:rPr>
+              <w:t xml:space="preserve"> page: the purchase price is labelled by plan and given as a range (</w:t>
+            </w:r>
+            <w:r>
+              <w:rPr>
+                <w:b/>
+                <w:sz w:val="17"/>
+              </w:rPr>
+              <w:t>M-7</w:t>
+            </w:r>
+            <w:r>
+              <w:rPr>
+                <w:sz w:val="17"/>
+              </w:rPr>
+              <w:t xml:space="preserve"> — it was the cheapest plan's price, unlabelled, beside a population headline about the dearest), and VRS's HB 1867 band is </w:t>
+            </w:r>
+            <w:r>
+              <w:rPr>
+                <w:b/>
+                <w:sz w:val="17"/>
+              </w:rPr>
+              <w:t>removed</w:t>
+            </w:r>
+            <w:r>
+              <w:rPr>
+                <w:sz w:val="17"/>
+              </w:rPr>
+              <w:t xml:space="preserve"> from the page because it was quoted three lines from our own per-member figures with no basis on either, which invites the "we come in inside VRS's band" inference the package has withdrawn twice (</w:t>
+            </w:r>
+            <w:r>
+              <w:rPr>
+                <w:b/>
+                <w:sz w:val="17"/>
+              </w:rPr>
+              <w:t>S-8</w:t>
+            </w:r>
+            <w:r>
+              <w:rPr>
+                <w:sz w:val="17"/>
+              </w:rPr>
+              <w:t xml:space="preserve">, restated by MOO-304). v1.4 also concedes on the page that a veteran buying in sight of retirement may pay more than the flat rate. </w:t>
             </w:r>
             <w:r>
               <w:rPr>
@@ -1779,20 +2016,14 @@
               <w:rPr>
                 <w:sz w:val="17"/>
               </w:rPr>
-              <w:t xml:space="preserve"> are all regenerated on v1.3 and are consistent. </w:t>
+              <w:t xml:space="preserve"> are consistent; one page verified by reading the rendered PDF. </w:t>
             </w:r>
             <w:r>
               <w:rPr>
                 <w:b/>
                 <w:sz w:val="17"/>
               </w:rPr>
-              <w:t>What remains is not a modelling or copy item: clearance to print is the Policy Director's call and has not been given.</w:t>
-            </w:r>
-            <w:r>
-              <w:rPr>
-                <w:sz w:val="17"/>
-              </w:rPr>
-              <w:t xml:space="preserve"> Do not distribute any earlier copy</w:t>
+              <w:t>Do not distribute any earlier copy</w:t>
             </w:r>
           </w:p>
         </w:tc>
@@ -2608,7 +2839,7 @@
         </w:rPr>
         <w:t xml:space="preserve"> on employer contribution rates amortised over 20 years. The authority is the banner at the top of </w:t>
       </w:r>
-      <w:hyperlink r:id="rId11">
+      <w:hyperlink r:id="rId12">
         <w:r>
           <w:rPr>
             <w:rFonts w:ascii="Calibri" w:hAnsi="Calibri"/>
@@ -2625,7 +2856,7 @@
           <w:color w:val="444444"/>
           <w:sz w:val="20"/>
         </w:rPr>
-        <w:t xml:space="preserve"> v1.3; reproduce it with </w:t>
+        <w:t xml:space="preserve"> v1.4; reproduce it with </w:t>
       </w:r>
       <w:r>
         <w:rPr>
@@ -3268,7 +3499,7 @@
           <w:color w:val="444444"/>
           <w:sz w:val="20"/>
         </w:rPr>
-        <w:t>Both changes are now carried in v1.3:</w:t>
+        <w:t>Both changes are carried in v1.3:</w:t>
       </w:r>
       <w:r>
         <w:rPr>
@@ -3293,7 +3524,98 @@
           <w:color w:val="444444"/>
           <w:sz w:val="20"/>
         </w:rPr>
-        <w:t xml:space="preserve"> rather than $13M–$182M (S-3 and S-5). Option C's framing is intact under the restated numbers — the general-fund position still leads, the range is still in our own words, take-up is still named as the swing factor, and HB 1867 still closes. The one-pager remains on hold for the Policy Director's clearance only.</w:t>
+        <w:t xml:space="preserve"> rather than $13M–$182M (S-3 and S-5). Three of Option C's four elements are intact — the general-fund position leads, the range is in our own words, and take-up is named as the swing factor with the data request attached.</w:t>
+      </w:r>
+    </w:p>
+    <w:p>
+      <w:pPr>
+        <w:spacing w:before="120" w:after="120"/>
+        <w:ind w:left="480"/>
+      </w:pPr>
+      <w:r>
+        <w:rPr>
+          <w:b/>
+          <w:i/>
+          <w:color w:val="444444"/>
+          <w:sz w:val="20"/>
+        </w:rPr>
+        <w:t>One element of Option C is not on the v1.4 page, and the departure is recorded here rather than left to be discovered: the HB 1867 closer is gone.</w:t>
+      </w:r>
+      <w:r>
+        <w:rPr>
+          <w:i/>
+          <w:color w:val="444444"/>
+          <w:sz w:val="20"/>
+        </w:rPr>
+        <w:t xml:space="preserve"> Option C closed on VRS's $10,000–$60,000 band as evidence of scale. The favourable half of that closer ("so this bill costs the Fund less per member") was withdrawn at v1.3 on red team S-1, and MOO-304 then restated the cross-check on a matched four-year basis, where </w:t>
+      </w:r>
+      <w:r>
+        <w:rPr>
+          <w:b/>
+          <w:i/>
+          <w:color w:val="444444"/>
+          <w:sz w:val="20"/>
+        </w:rPr>
+        <w:t>our figure is the higher</w:t>
+      </w:r>
+      <w:r>
+        <w:rPr>
+          <w:i/>
+          <w:color w:val="444444"/>
+          <w:sz w:val="20"/>
+        </w:rPr>
+        <w:t xml:space="preserve"> — Plan 1 $123,520 against VRS's $60,000 ceiling. What was left on the page was VRS's band printed three lines from our own per-member figures of $47,967 and $6,779, with no basis label on either, which invites the "we come in inside VRS's band" reading the package has now withdrawn twice (red team S-8). There is no short form of the comparison that is both favourable and true, so the band is removed from the leave-behind and the full bracket analysis stays in </w:t>
+      </w:r>
+      <w:r>
+        <w:rPr>
+          <w:rFonts w:ascii="Consolas" w:hAnsi="Consolas"/>
+          <w:i/>
+          <w:color w:val="303030"/>
+          <w:sz w:val="18"/>
+        </w:rPr>
+        <w:t>01</w:t>
+      </w:r>
+      <w:r>
+        <w:rPr>
+          <w:i/>
+          <w:color w:val="444444"/>
+          <w:sz w:val="20"/>
+        </w:rPr>
+        <w:t xml:space="preserve"> COST and </w:t>
+      </w:r>
+      <w:r>
+        <w:rPr>
+          <w:rFonts w:ascii="Consolas" w:hAnsi="Consolas"/>
+          <w:i/>
+          <w:color w:val="303030"/>
+          <w:sz w:val="18"/>
+        </w:rPr>
+        <w:t>04</w:t>
+      </w:r>
+      <w:r>
+        <w:rPr>
+          <w:i/>
+          <w:color w:val="444444"/>
+          <w:sz w:val="20"/>
+        </w:rPr>
+        <w:t xml:space="preserve"> § 4.6, where it has room to be stated properly. </w:t>
+      </w:r>
+      <w:r>
+        <w:rPr>
+          <w:b/>
+          <w:i/>
+          <w:color w:val="444444"/>
+          <w:sz w:val="20"/>
+        </w:rPr>
+        <w:t>This is a framing change to a board decision and the board can reverse it</w:t>
+      </w:r>
+      <w:r>
+        <w:rPr>
+          <w:i/>
+          <w:color w:val="444444"/>
+          <w:sz w:val="20"/>
+        </w:rPr>
+        <w:t xml:space="preserve"> — restoring the band with its basis labelled costs about three lines of the page's remaining slack.</w:t>
       </w:r>
     </w:p>
     <w:p>
